--- a/docs/passport.docx
+++ b/docs/passport.docx
@@ -1041,6 +1041,7 @@
         <w:rPr>
           <w:rFonts w:asciiTheme="minorHAnsi" w:hAnsiTheme="minorHAnsi"/>
           <w:sz w:val="22"/>
+          <w:lang w:val="ru-RU"/>
         </w:rPr>
       </w:pPr>
       <w:r>
@@ -1314,7 +1315,22 @@
           <w:sz w:val="22"/>
           <w:lang w:val="ru-RU"/>
         </w:rPr>
-        <w:t xml:space="preserve">, для эксперта - </w:t>
+        <w:t xml:space="preserve">, для </w:t>
+      </w:r>
+      <w:r>
+        <w:rPr>
+          <w:rFonts w:asciiTheme="minorHAnsi" w:hAnsiTheme="minorHAnsi"/>
+          <w:sz w:val="22"/>
+          <w:lang w:val="ru-RU"/>
+        </w:rPr>
+        <w:t>продакшена</w:t>
+      </w:r>
+      <w:r>
+        <w:rPr>
+          <w:sz w:val="22"/>
+          <w:lang w:val="ru-RU"/>
+        </w:rPr>
+        <w:t xml:space="preserve"> - </w:t>
       </w:r>
       <w:r>
         <w:rPr>
@@ -1354,23 +1370,34 @@
     <w:p>
       <w:pPr>
         <w:rPr>
+          <w:rFonts w:ascii="DejaVu Sans Mono" w:hAnsi="DejaVu Sans Mono" w:hint="eastAsia"/>
+          <w:i/>
+          <w:iCs/>
+          <w:sz w:val="22"/>
+          <w:lang w:val="ru-RU"/>
+        </w:rPr>
+      </w:pPr>
+      <w:proofErr w:type="spellStart"/>
+      <w:r>
+        <w:rPr>
           <w:rFonts w:ascii="DejaVu Sans Mono" w:hAnsi="DejaVu Sans Mono"/>
           <w:i/>
           <w:iCs/>
           <w:sz w:val="22"/>
         </w:rPr>
-      </w:pPr>
-      <w:proofErr w:type="spellStart"/>
+        <w:t>sudo</w:t>
+      </w:r>
+      <w:proofErr w:type="spellEnd"/>
       <w:r>
         <w:rPr>
           <w:rFonts w:ascii="DejaVu Sans Mono" w:hAnsi="DejaVu Sans Mono"/>
           <w:i/>
           <w:iCs/>
           <w:sz w:val="22"/>
-        </w:rPr>
-        <w:t>sudo</w:t>
-      </w:r>
-      <w:proofErr w:type="spellEnd"/>
+          <w:lang w:val="ru-RU"/>
+        </w:rPr>
+        <w:t xml:space="preserve"> </w:t>
+      </w:r>
       <w:r>
         <w:rPr>
           <w:rFonts w:ascii="DejaVu Sans Mono" w:hAnsi="DejaVu Sans Mono"/>
@@ -1378,12 +1405,62 @@
           <w:iCs/>
           <w:sz w:val="22"/>
         </w:rPr>
-        <w:t xml:space="preserve"> bash deploy.sh</w:t>
-      </w:r>
+        <w:t>bash</w:t>
+      </w:r>
+      <w:r>
+        <w:rPr>
+          <w:rFonts w:ascii="DejaVu Sans Mono" w:hAnsi="DejaVu Sans Mono"/>
+          <w:i/>
+          <w:iCs/>
+          <w:sz w:val="22"/>
+          <w:lang w:val="ru-RU"/>
+        </w:rPr>
+        <w:t xml:space="preserve"> </w:t>
+      </w:r>
+      <w:r>
+        <w:rPr>
+          <w:rFonts w:ascii="DejaVu Sans Mono" w:hAnsi="DejaVu Sans Mono"/>
+          <w:i/>
+          <w:iCs/>
+          <w:sz w:val="22"/>
+        </w:rPr>
+        <w:t>deploy</w:t>
+      </w:r>
+      <w:r>
+        <w:rPr>
+          <w:rFonts w:ascii="DejaVu Sans Mono" w:hAnsi="DejaVu Sans Mono"/>
+          <w:i/>
+          <w:iCs/>
+          <w:sz w:val="22"/>
+          <w:lang w:val="ru-RU"/>
+        </w:rPr>
+        <w:t>.</w:t>
+      </w:r>
+      <w:proofErr w:type="spellStart"/>
+      <w:r>
+        <w:rPr>
+          <w:rFonts w:ascii="DejaVu Sans Mono" w:hAnsi="DejaVu Sans Mono"/>
+          <w:i/>
+          <w:iCs/>
+          <w:sz w:val="22"/>
+        </w:rPr>
+        <w:t>sh</w:t>
+      </w:r>
+      <w:proofErr w:type="spellEnd"/>
     </w:p>
     <w:p>
       <w:pPr>
         <w:jc w:val="center"/>
+        <w:rPr>
+          <w:rFonts w:ascii="Deja vu sans" w:hAnsi="Deja vu sans" w:hint="eastAsia"/>
+          <w:b/>
+          <w:bCs/>
+          <w:sz w:val="24"/>
+          <w:szCs w:val="24"/>
+          <w:lang w:val="ru-RU"/>
+        </w:rPr>
+      </w:pPr>
+      <w:r>
         <w:rPr>
           <w:rFonts w:ascii="Deja vu sans" w:hAnsi="Deja vu sans"/>
           <w:b/>
@@ -1392,18 +1469,1597 @@
           <w:szCs w:val="24"/>
           <w:lang w:val="ru-RU"/>
         </w:rPr>
+        <w:lastRenderedPageBreak/>
+        <w:t>Функциональность сервисов</w:t>
+      </w:r>
+    </w:p>
+    <w:p>
+      <w:pPr>
+        <w:pStyle w:val="1"/>
+        <w:rPr>
+          <w:sz w:val="22"/>
+          <w:szCs w:val="22"/>
+          <w:lang w:val="ru-RU"/>
+        </w:rPr>
       </w:pPr>
       <w:r>
         <w:rPr>
-          <w:rFonts w:ascii="Deja vu sans" w:hAnsi="Deja vu sans"/>
+          <w:sz w:val="22"/>
+          <w:szCs w:val="22"/>
+          <w:lang w:val="ru-RU"/>
+        </w:rPr>
+        <w:t xml:space="preserve">Приложение и </w:t>
+      </w:r>
+      <w:r>
+        <w:rPr>
+          <w:sz w:val="22"/>
+          <w:szCs w:val="22"/>
+        </w:rPr>
+        <w:t>Gateway</w:t>
+      </w:r>
+      <w:r>
+        <w:rPr>
+          <w:sz w:val="22"/>
+          <w:szCs w:val="22"/>
+          <w:lang w:val="ru-RU"/>
+        </w:rPr>
+        <w:t xml:space="preserve"> </w:t>
+      </w:r>
+      <w:r>
+        <w:rPr>
+          <w:sz w:val="22"/>
+          <w:szCs w:val="22"/>
+        </w:rPr>
+        <w:t>API</w:t>
+      </w:r>
+    </w:p>
+    <w:p>
+      <w:pPr>
+        <w:rPr>
+          <w:rFonts w:hint="eastAsia"/>
+          <w:sz w:val="22"/>
+          <w:lang w:val="ru-RU"/>
+        </w:rPr>
+      </w:pPr>
+      <w:r>
+        <w:rPr>
+          <w:sz w:val="22"/>
+        </w:rPr>
+        <w:t>nginx</w:t>
+      </w:r>
+      <w:r>
+        <w:rPr>
+          <w:sz w:val="22"/>
+          <w:lang w:val="ru-RU"/>
+        </w:rPr>
+        <w:t xml:space="preserve"> выбрал для простого проверяемого ответа: </w:t>
+      </w:r>
+      <w:r>
+        <w:rPr>
+          <w:sz w:val="22"/>
+        </w:rPr>
+        <w:t>Hello</w:t>
+      </w:r>
+      <w:r>
+        <w:rPr>
+          <w:sz w:val="22"/>
+          <w:lang w:val="ru-RU"/>
+        </w:rPr>
+        <w:t xml:space="preserve"> </w:t>
+      </w:r>
+      <w:r>
+        <w:rPr>
+          <w:sz w:val="22"/>
+        </w:rPr>
+        <w:t>World</w:t>
+      </w:r>
+      <w:r>
+        <w:rPr>
+          <w:sz w:val="22"/>
+          <w:lang w:val="ru-RU"/>
+        </w:rPr>
+        <w:t xml:space="preserve"> на / и </w:t>
+      </w:r>
+      <w:r>
+        <w:rPr>
+          <w:sz w:val="22"/>
+        </w:rPr>
+        <w:t>JSON</w:t>
+      </w:r>
+      <w:r>
+        <w:rPr>
+          <w:sz w:val="22"/>
+          <w:lang w:val="ru-RU"/>
+        </w:rPr>
+        <w:t xml:space="preserve"> на /</w:t>
+      </w:r>
+      <w:r>
+        <w:rPr>
+          <w:sz w:val="22"/>
+        </w:rPr>
+        <w:t>info</w:t>
+      </w:r>
+      <w:r>
+        <w:rPr>
+          <w:sz w:val="22"/>
+          <w:lang w:val="ru-RU"/>
+        </w:rPr>
+        <w:t xml:space="preserve">. Для </w:t>
+      </w:r>
+      <w:r>
+        <w:rPr>
+          <w:sz w:val="22"/>
+        </w:rPr>
+        <w:t>Gateway</w:t>
+      </w:r>
+      <w:r>
+        <w:rPr>
+          <w:sz w:val="22"/>
+          <w:lang w:val="ru-RU"/>
+        </w:rPr>
+        <w:t xml:space="preserve"> </w:t>
+      </w:r>
+      <w:r>
+        <w:rPr>
+          <w:sz w:val="22"/>
+        </w:rPr>
+        <w:t>API</w:t>
+      </w:r>
+      <w:r>
+        <w:rPr>
+          <w:sz w:val="22"/>
+          <w:lang w:val="ru-RU"/>
+        </w:rPr>
+        <w:t xml:space="preserve"> созданы </w:t>
+      </w:r>
+      <w:proofErr w:type="spellStart"/>
+      <w:r>
+        <w:rPr>
+          <w:sz w:val="22"/>
+        </w:rPr>
+        <w:t>GatewayClass</w:t>
+      </w:r>
+      <w:proofErr w:type="spellEnd"/>
+      <w:r>
+        <w:rPr>
+          <w:sz w:val="22"/>
+          <w:lang w:val="ru-RU"/>
+        </w:rPr>
+        <w:t xml:space="preserve"> </w:t>
+      </w:r>
+      <w:r>
+        <w:rPr>
+          <w:sz w:val="22"/>
+        </w:rPr>
+        <w:t>nginx</w:t>
+      </w:r>
+      <w:r>
+        <w:rPr>
+          <w:sz w:val="22"/>
+          <w:lang w:val="ru-RU"/>
+        </w:rPr>
+        <w:t xml:space="preserve">, </w:t>
+      </w:r>
+      <w:r>
+        <w:rPr>
+          <w:sz w:val="22"/>
+        </w:rPr>
+        <w:t>Gateway</w:t>
+      </w:r>
+      <w:r>
+        <w:rPr>
+          <w:sz w:val="22"/>
+          <w:lang w:val="ru-RU"/>
+        </w:rPr>
+        <w:t xml:space="preserve"> </w:t>
+      </w:r>
+      <w:r>
+        <w:rPr>
+          <w:sz w:val="22"/>
+        </w:rPr>
+        <w:t>lab</w:t>
+      </w:r>
+      <w:r>
+        <w:rPr>
+          <w:sz w:val="22"/>
+          <w:lang w:val="ru-RU"/>
+        </w:rPr>
+        <w:t xml:space="preserve"> и три </w:t>
+      </w:r>
+      <w:proofErr w:type="spellStart"/>
+      <w:r>
+        <w:rPr>
+          <w:sz w:val="22"/>
+        </w:rPr>
+        <w:t>HTTPRoute</w:t>
+      </w:r>
+      <w:proofErr w:type="spellEnd"/>
+      <w:r>
+        <w:rPr>
+          <w:sz w:val="22"/>
+          <w:lang w:val="ru-RU"/>
+        </w:rPr>
+        <w:t xml:space="preserve">. Маршрут </w:t>
+      </w:r>
+      <w:r>
+        <w:rPr>
+          <w:sz w:val="22"/>
+        </w:rPr>
+        <w:t>web</w:t>
+      </w:r>
+      <w:r>
+        <w:rPr>
+          <w:sz w:val="22"/>
+          <w:lang w:val="ru-RU"/>
+        </w:rPr>
+        <w:t xml:space="preserve"> добавляет заголовок </w:t>
+      </w:r>
+      <w:r>
+        <w:rPr>
+          <w:sz w:val="22"/>
+        </w:rPr>
+        <w:t>X</w:t>
+      </w:r>
+      <w:r>
+        <w:rPr>
+          <w:sz w:val="22"/>
+          <w:lang w:val="ru-RU"/>
+        </w:rPr>
+        <w:t>-</w:t>
+      </w:r>
+      <w:r>
+        <w:rPr>
+          <w:sz w:val="22"/>
+        </w:rPr>
+        <w:t>DevOps</w:t>
+      </w:r>
+      <w:r>
+        <w:rPr>
+          <w:sz w:val="22"/>
+          <w:lang w:val="ru-RU"/>
+        </w:rPr>
+        <w:t>-</w:t>
+      </w:r>
+      <w:r>
+        <w:rPr>
+          <w:sz w:val="22"/>
+        </w:rPr>
+        <w:t>Lab</w:t>
+      </w:r>
+      <w:r>
+        <w:rPr>
+          <w:sz w:val="22"/>
+          <w:lang w:val="ru-RU"/>
+        </w:rPr>
+        <w:t xml:space="preserve">: </w:t>
+      </w:r>
+      <w:r>
+        <w:rPr>
+          <w:sz w:val="22"/>
+        </w:rPr>
+        <w:t>gateway</w:t>
+      </w:r>
+      <w:r>
+        <w:rPr>
+          <w:sz w:val="22"/>
+          <w:lang w:val="ru-RU"/>
+        </w:rPr>
+        <w:t>-</w:t>
+      </w:r>
+      <w:proofErr w:type="spellStart"/>
+      <w:r>
+        <w:rPr>
+          <w:sz w:val="22"/>
+        </w:rPr>
+        <w:t>api</w:t>
+      </w:r>
+      <w:proofErr w:type="spellEnd"/>
+      <w:r>
+        <w:rPr>
+          <w:sz w:val="22"/>
+          <w:lang w:val="ru-RU"/>
+        </w:rPr>
+        <w:t xml:space="preserve">. По нему можно проверить, что запрос прошёл через </w:t>
+      </w:r>
+      <w:r>
+        <w:rPr>
+          <w:sz w:val="22"/>
+        </w:rPr>
+        <w:t>Gateway</w:t>
+      </w:r>
+      <w:r>
+        <w:rPr>
+          <w:sz w:val="22"/>
+          <w:lang w:val="ru-RU"/>
+        </w:rPr>
+        <w:t>.</w:t>
+      </w:r>
+    </w:p>
+    <w:p>
+      <w:pPr>
+        <w:rPr>
+          <w:rFonts w:hint="eastAsia"/>
+          <w:sz w:val="22"/>
+          <w:lang w:val="ru-RU"/>
+        </w:rPr>
+      </w:pPr>
+      <w:r>
+        <w:rPr>
+          <w:sz w:val="22"/>
+          <w:lang w:val="ru-RU"/>
+        </w:rPr>
+        <w:t>Маршрут /</w:t>
+      </w:r>
+      <w:proofErr w:type="spellStart"/>
+      <w:r>
+        <w:rPr>
+          <w:sz w:val="22"/>
+        </w:rPr>
+        <w:t>api</w:t>
+      </w:r>
+      <w:proofErr w:type="spellEnd"/>
+      <w:r>
+        <w:rPr>
+          <w:sz w:val="22"/>
+          <w:lang w:val="ru-RU"/>
+        </w:rPr>
+        <w:t>/</w:t>
+      </w:r>
+      <w:r>
+        <w:rPr>
+          <w:sz w:val="22"/>
+        </w:rPr>
+        <w:t>info</w:t>
+      </w:r>
+      <w:r>
+        <w:rPr>
+          <w:sz w:val="22"/>
+          <w:lang w:val="ru-RU"/>
+        </w:rPr>
+        <w:t xml:space="preserve"> переписывается в /</w:t>
+      </w:r>
+      <w:r>
+        <w:rPr>
+          <w:sz w:val="22"/>
+        </w:rPr>
+        <w:t>info</w:t>
+      </w:r>
+      <w:r>
+        <w:rPr>
+          <w:sz w:val="22"/>
+          <w:lang w:val="ru-RU"/>
+        </w:rPr>
+        <w:t xml:space="preserve"> через </w:t>
+      </w:r>
+      <w:proofErr w:type="spellStart"/>
+      <w:r>
+        <w:rPr>
+          <w:sz w:val="22"/>
+        </w:rPr>
+        <w:t>URLRewrite</w:t>
+      </w:r>
+      <w:proofErr w:type="spellEnd"/>
+      <w:r>
+        <w:rPr>
+          <w:sz w:val="22"/>
+          <w:lang w:val="ru-RU"/>
+        </w:rPr>
+        <w:t>. /</w:t>
+      </w:r>
+      <w:r>
+        <w:rPr>
+          <w:sz w:val="22"/>
+        </w:rPr>
+        <w:t>legacy</w:t>
+      </w:r>
+      <w:r>
+        <w:rPr>
+          <w:sz w:val="22"/>
+          <w:lang w:val="ru-RU"/>
+        </w:rPr>
+        <w:t xml:space="preserve"> возвращает </w:t>
+      </w:r>
+      <w:r>
+        <w:rPr>
+          <w:sz w:val="22"/>
+        </w:rPr>
+        <w:t>HTTP</w:t>
+      </w:r>
+      <w:r>
+        <w:rPr>
+          <w:sz w:val="22"/>
+          <w:lang w:val="ru-RU"/>
+        </w:rPr>
+        <w:t xml:space="preserve"> 302 на /</w:t>
+      </w:r>
+      <w:proofErr w:type="spellStart"/>
+      <w:r>
+        <w:rPr>
+          <w:sz w:val="22"/>
+        </w:rPr>
+        <w:t>api</w:t>
+      </w:r>
+      <w:proofErr w:type="spellEnd"/>
+      <w:r>
+        <w:rPr>
+          <w:sz w:val="22"/>
+          <w:lang w:val="ru-RU"/>
+        </w:rPr>
+        <w:t>/</w:t>
+      </w:r>
+      <w:r>
+        <w:rPr>
+          <w:sz w:val="22"/>
+        </w:rPr>
+        <w:t>info</w:t>
+      </w:r>
+      <w:r>
+        <w:rPr>
+          <w:sz w:val="22"/>
+          <w:lang w:val="ru-RU"/>
+        </w:rPr>
+        <w:t>, сохраняя внешний порт 30080. На /</w:t>
+      </w:r>
+      <w:r>
+        <w:rPr>
+          <w:sz w:val="22"/>
+        </w:rPr>
+        <w:t>cats</w:t>
+      </w:r>
+      <w:r>
+        <w:rPr>
+          <w:sz w:val="22"/>
+          <w:lang w:val="ru-RU"/>
+        </w:rPr>
+        <w:t xml:space="preserve"> находится отдельная страница с изображением и подписью «Котик был доставлен через </w:t>
+      </w:r>
+      <w:r>
+        <w:rPr>
+          <w:sz w:val="22"/>
+        </w:rPr>
+        <w:t>Kubernetes</w:t>
+      </w:r>
+      <w:r>
+        <w:rPr>
+          <w:sz w:val="22"/>
+          <w:lang w:val="ru-RU"/>
+        </w:rPr>
+        <w:t>». Изображение включено в проект, внешняя загрузка не требуется.</w:t>
+      </w:r>
+    </w:p>
+    <w:p>
+      <w:pPr>
+        <w:rPr>
+          <w:rFonts w:asciiTheme="minorHAnsi" w:hAnsiTheme="minorHAnsi"/>
+          <w:i/>
+          <w:iCs/>
+          <w:sz w:val="22"/>
+        </w:rPr>
+      </w:pPr>
+      <w:r>
+        <w:rPr>
+          <w:rFonts w:ascii="DejaVu Sans Mono" w:hAnsi="DejaVu Sans Mono"/>
+          <w:i/>
+          <w:iCs/>
+          <w:sz w:val="22"/>
+        </w:rPr>
+        <w:t>curl</w:t>
+      </w:r>
+      <w:r>
+        <w:rPr>
+          <w:rFonts w:ascii="DejaVu Sans Mono" w:hAnsi="DejaVu Sans Mono"/>
+          <w:i/>
+          <w:iCs/>
+          <w:sz w:val="22"/>
+        </w:rPr>
+        <w:t xml:space="preserve"> -</w:t>
+      </w:r>
+      <w:proofErr w:type="spellStart"/>
+      <w:r>
+        <w:rPr>
+          <w:rFonts w:ascii="DejaVu Sans Mono" w:hAnsi="DejaVu Sans Mono"/>
+          <w:i/>
+          <w:iCs/>
+          <w:sz w:val="22"/>
+        </w:rPr>
+        <w:t>i</w:t>
+      </w:r>
+      <w:proofErr w:type="spellEnd"/>
+      <w:r>
+        <w:rPr>
+          <w:rFonts w:ascii="DejaVu Sans Mono" w:hAnsi="DejaVu Sans Mono"/>
+          <w:i/>
+          <w:iCs/>
+          <w:sz w:val="22"/>
+        </w:rPr>
+        <w:t xml:space="preserve"> </w:t>
+      </w:r>
+      <w:hyperlink r:id="rId7" w:history="1">
+        <w:r>
+          <w:rPr>
+            <w:rStyle w:val="aff8"/>
+            <w:rFonts w:ascii="DejaVu Sans Mono" w:hAnsi="DejaVu Sans Mono"/>
+            <w:i/>
+            <w:iCs/>
+            <w:sz w:val="22"/>
+          </w:rPr>
+          <w:t>http</w:t>
+        </w:r>
+        <w:r>
+          <w:rPr>
+            <w:rStyle w:val="aff8"/>
+            <w:rFonts w:ascii="DejaVu Sans Mono" w:hAnsi="DejaVu Sans Mono"/>
+            <w:i/>
+            <w:iCs/>
+            <w:sz w:val="22"/>
+          </w:rPr>
+          <w:t>://</w:t>
+        </w:r>
+        <w:r>
+          <w:rPr>
+            <w:rStyle w:val="aff8"/>
+            <w:rFonts w:ascii="DejaVu Sans Mono" w:hAnsi="DejaVu Sans Mono"/>
+            <w:i/>
+            <w:iCs/>
+            <w:sz w:val="22"/>
+          </w:rPr>
+          <w:t>NODE</w:t>
+        </w:r>
+        <w:r>
+          <w:rPr>
+            <w:rStyle w:val="aff8"/>
+            <w:rFonts w:ascii="DejaVu Sans Mono" w:hAnsi="DejaVu Sans Mono"/>
+            <w:i/>
+            <w:iCs/>
+            <w:sz w:val="22"/>
+          </w:rPr>
+          <w:t>_</w:t>
+        </w:r>
+        <w:r>
+          <w:rPr>
+            <w:rStyle w:val="aff8"/>
+            <w:rFonts w:ascii="DejaVu Sans Mono" w:hAnsi="DejaVu Sans Mono"/>
+            <w:i/>
+            <w:iCs/>
+            <w:sz w:val="22"/>
+          </w:rPr>
+          <w:t>IP</w:t>
+        </w:r>
+        <w:r>
+          <w:rPr>
+            <w:rStyle w:val="aff8"/>
+            <w:rFonts w:ascii="DejaVu Sans Mono" w:hAnsi="DejaVu Sans Mono"/>
+            <w:i/>
+            <w:iCs/>
+            <w:sz w:val="22"/>
+          </w:rPr>
+          <w:t>:30080/</w:t>
+        </w:r>
+      </w:hyperlink>
+    </w:p>
+    <w:p>
+      <w:pPr>
+        <w:rPr>
+          <w:rFonts w:ascii="DejaVu Sans Mono" w:hAnsi="DejaVu Sans Mono"/>
+          <w:i/>
+          <w:iCs/>
+          <w:sz w:val="22"/>
+        </w:rPr>
+      </w:pPr>
+      <w:r>
+        <w:rPr>
+          <w:rFonts w:ascii="DejaVu Sans Mono" w:hAnsi="DejaVu Sans Mono"/>
+          <w:i/>
+          <w:iCs/>
+          <w:sz w:val="22"/>
+        </w:rPr>
+        <w:t>curl -</w:t>
+      </w:r>
+      <w:proofErr w:type="spellStart"/>
+      <w:r>
+        <w:rPr>
+          <w:rFonts w:ascii="DejaVu Sans Mono" w:hAnsi="DejaVu Sans Mono"/>
+          <w:i/>
+          <w:iCs/>
+          <w:sz w:val="22"/>
+        </w:rPr>
+        <w:t>i</w:t>
+      </w:r>
+      <w:proofErr w:type="spellEnd"/>
+      <w:r>
+        <w:rPr>
+          <w:rFonts w:ascii="DejaVu Sans Mono" w:hAnsi="DejaVu Sans Mono"/>
+          <w:i/>
+          <w:iCs/>
+          <w:sz w:val="22"/>
+        </w:rPr>
+        <w:t xml:space="preserve"> </w:t>
+      </w:r>
+      <w:hyperlink r:id="rId8" w:history="1">
+        <w:r>
+          <w:rPr>
+            <w:rStyle w:val="aff8"/>
+            <w:rFonts w:ascii="DejaVu Sans Mono" w:hAnsi="DejaVu Sans Mono"/>
+            <w:i/>
+            <w:iCs/>
+            <w:sz w:val="22"/>
+          </w:rPr>
+          <w:t>http://NODE_IP:30080/</w:t>
+        </w:r>
+        <w:r>
+          <w:rPr>
+            <w:rStyle w:val="aff8"/>
+            <w:rFonts w:asciiTheme="minorHAnsi" w:hAnsiTheme="minorHAnsi"/>
+            <w:i/>
+            <w:iCs/>
+            <w:sz w:val="22"/>
+          </w:rPr>
+          <w:t>api/info</w:t>
+        </w:r>
+      </w:hyperlink>
+      <w:r>
+        <w:rPr>
+          <w:rFonts w:asciiTheme="minorHAnsi" w:hAnsiTheme="minorHAnsi"/>
+          <w:i/>
+          <w:iCs/>
+          <w:sz w:val="22"/>
+        </w:rPr>
+        <w:t xml:space="preserve"> </w:t>
+      </w:r>
+    </w:p>
+    <w:p>
+      <w:pPr>
+        <w:rPr>
+          <w:rFonts w:asciiTheme="minorHAnsi" w:hAnsiTheme="minorHAnsi" w:hint="eastAsia"/>
+          <w:i/>
+          <w:iCs/>
+          <w:sz w:val="22"/>
+        </w:rPr>
+      </w:pPr>
+      <w:r>
+        <w:rPr>
+          <w:rFonts w:ascii="DejaVu Sans Mono" w:hAnsi="DejaVu Sans Mono"/>
+          <w:i/>
+          <w:iCs/>
+          <w:sz w:val="22"/>
+        </w:rPr>
+        <w:t>curl</w:t>
+      </w:r>
+      <w:r>
+        <w:rPr>
+          <w:rFonts w:ascii="DejaVu Sans Mono" w:hAnsi="DejaVu Sans Mono"/>
+          <w:i/>
+          <w:iCs/>
+          <w:sz w:val="22"/>
+        </w:rPr>
+        <w:t xml:space="preserve"> -</w:t>
+      </w:r>
+      <w:proofErr w:type="spellStart"/>
+      <w:r>
+        <w:rPr>
+          <w:rFonts w:ascii="DejaVu Sans Mono" w:hAnsi="DejaVu Sans Mono"/>
+          <w:i/>
+          <w:iCs/>
+          <w:sz w:val="22"/>
+        </w:rPr>
+        <w:t>i</w:t>
+      </w:r>
+      <w:proofErr w:type="spellEnd"/>
+      <w:r>
+        <w:rPr>
+          <w:rFonts w:ascii="DejaVu Sans Mono" w:hAnsi="DejaVu Sans Mono"/>
+          <w:i/>
+          <w:iCs/>
+          <w:sz w:val="22"/>
+        </w:rPr>
+        <w:t xml:space="preserve"> </w:t>
+      </w:r>
+      <w:hyperlink r:id="rId9" w:history="1">
+        <w:r>
+          <w:rPr>
+            <w:rStyle w:val="aff8"/>
+            <w:rFonts w:ascii="DejaVu Sans Mono" w:hAnsi="DejaVu Sans Mono"/>
+            <w:i/>
+            <w:iCs/>
+            <w:sz w:val="22"/>
+          </w:rPr>
+          <w:t>http://NODE_IP:30080/legacy</w:t>
+        </w:r>
+      </w:hyperlink>
+      <w:r>
+        <w:rPr>
+          <w:rFonts w:ascii="DejaVu Sans Mono" w:hAnsi="DejaVu Sans Mono"/>
+          <w:i/>
+          <w:iCs/>
+          <w:sz w:val="22"/>
+        </w:rPr>
+        <w:t xml:space="preserve"> </w:t>
+      </w:r>
+    </w:p>
+    <w:p>
+      <w:pPr>
+        <w:pStyle w:val="1"/>
+        <w:rPr>
+          <w:sz w:val="22"/>
+          <w:szCs w:val="22"/>
+        </w:rPr>
+      </w:pPr>
+      <w:r>
+        <w:rPr>
+          <w:sz w:val="22"/>
+          <w:szCs w:val="22"/>
+          <w:lang w:val="ru-RU"/>
+        </w:rPr>
+        <w:t>Мониторинг</w:t>
+      </w:r>
+    </w:p>
+    <w:p>
+      <w:pPr>
+        <w:rPr>
+          <w:rFonts w:hint="eastAsia"/>
+          <w:sz w:val="22"/>
+          <w:lang w:val="ru-RU"/>
+        </w:rPr>
+      </w:pPr>
+      <w:r>
+        <w:rPr>
+          <w:sz w:val="22"/>
+        </w:rPr>
+        <w:t>Prometheus</w:t>
+      </w:r>
+      <w:r>
+        <w:rPr>
+          <w:sz w:val="22"/>
+        </w:rPr>
+        <w:t xml:space="preserve"> </w:t>
+      </w:r>
+      <w:proofErr w:type="spellStart"/>
+      <w:r>
+        <w:rPr>
+          <w:sz w:val="22"/>
+          <w:lang w:val="ru-RU"/>
+        </w:rPr>
+        <w:t>развёрнул</w:t>
+      </w:r>
+      <w:proofErr w:type="spellEnd"/>
+      <w:r>
+        <w:rPr>
+          <w:sz w:val="22"/>
+        </w:rPr>
+        <w:t xml:space="preserve"> </w:t>
+      </w:r>
+      <w:r>
+        <w:rPr>
+          <w:sz w:val="22"/>
+          <w:lang w:val="ru-RU"/>
+        </w:rPr>
+        <w:t>отдельным</w:t>
+      </w:r>
+      <w:r>
+        <w:rPr>
+          <w:sz w:val="22"/>
+        </w:rPr>
+        <w:t xml:space="preserve"> </w:t>
+      </w:r>
+      <w:proofErr w:type="spellStart"/>
+      <w:r>
+        <w:rPr>
+          <w:sz w:val="22"/>
+        </w:rPr>
+        <w:t>StatefulSet</w:t>
+      </w:r>
+      <w:proofErr w:type="spellEnd"/>
+      <w:r>
+        <w:rPr>
+          <w:sz w:val="22"/>
+        </w:rPr>
+        <w:t xml:space="preserve"> </w:t>
+      </w:r>
+      <w:r>
+        <w:rPr>
+          <w:sz w:val="22"/>
+          <w:lang w:val="ru-RU"/>
+        </w:rPr>
+        <w:t>с</w:t>
+      </w:r>
+      <w:r>
+        <w:rPr>
+          <w:sz w:val="22"/>
+        </w:rPr>
+        <w:t xml:space="preserve"> </w:t>
+      </w:r>
+      <w:proofErr w:type="spellStart"/>
+      <w:r>
+        <w:rPr>
+          <w:sz w:val="22"/>
+        </w:rPr>
+        <w:t>ConfigMap</w:t>
+      </w:r>
+      <w:proofErr w:type="spellEnd"/>
+      <w:r>
+        <w:rPr>
+          <w:sz w:val="22"/>
+        </w:rPr>
+        <w:t xml:space="preserve"> </w:t>
+      </w:r>
+      <w:r>
+        <w:rPr>
+          <w:sz w:val="22"/>
+          <w:lang w:val="ru-RU"/>
+        </w:rPr>
+        <w:t>и</w:t>
+      </w:r>
+      <w:r>
+        <w:rPr>
+          <w:sz w:val="22"/>
+        </w:rPr>
+        <w:t xml:space="preserve"> </w:t>
+      </w:r>
+      <w:proofErr w:type="spellStart"/>
+      <w:r>
+        <w:rPr>
+          <w:sz w:val="22"/>
+        </w:rPr>
+        <w:t>hostPath</w:t>
+      </w:r>
+      <w:proofErr w:type="spellEnd"/>
+      <w:r>
+        <w:rPr>
+          <w:sz w:val="22"/>
+        </w:rPr>
+        <w:t xml:space="preserve">: </w:t>
+      </w:r>
+      <w:r>
+        <w:rPr>
+          <w:sz w:val="22"/>
+          <w:lang w:val="ru-RU"/>
+        </w:rPr>
+        <w:t>база</w:t>
+      </w:r>
+      <w:r>
+        <w:rPr>
+          <w:sz w:val="22"/>
+        </w:rPr>
+        <w:t xml:space="preserve"> </w:t>
+      </w:r>
+      <w:r>
+        <w:rPr>
+          <w:sz w:val="22"/>
+          <w:lang w:val="ru-RU"/>
+        </w:rPr>
+        <w:t>сохраняется</w:t>
+      </w:r>
+      <w:r>
+        <w:rPr>
+          <w:sz w:val="22"/>
+        </w:rPr>
+        <w:t xml:space="preserve"> </w:t>
+      </w:r>
+      <w:r>
+        <w:rPr>
+          <w:sz w:val="22"/>
+          <w:lang w:val="ru-RU"/>
+        </w:rPr>
+        <w:t>при</w:t>
+      </w:r>
+      <w:r>
+        <w:rPr>
+          <w:sz w:val="22"/>
+        </w:rPr>
+        <w:t xml:space="preserve"> </w:t>
+      </w:r>
+      <w:r>
+        <w:rPr>
+          <w:sz w:val="22"/>
+          <w:lang w:val="ru-RU"/>
+        </w:rPr>
+        <w:t>обновлении</w:t>
+      </w:r>
+      <w:r>
+        <w:rPr>
+          <w:sz w:val="22"/>
+        </w:rPr>
+        <w:t xml:space="preserve"> </w:t>
+      </w:r>
+      <w:r>
+        <w:rPr>
+          <w:sz w:val="22"/>
+        </w:rPr>
+        <w:t>Pod</w:t>
+      </w:r>
+      <w:r>
+        <w:rPr>
+          <w:sz w:val="22"/>
+        </w:rPr>
+        <w:t xml:space="preserve">. </w:t>
+      </w:r>
+      <w:r>
+        <w:rPr>
+          <w:sz w:val="22"/>
+          <w:lang w:val="ru-RU"/>
+        </w:rPr>
+        <w:t xml:space="preserve">Он получает метрики каждые 10 секунд; </w:t>
+      </w:r>
+      <w:r>
+        <w:rPr>
+          <w:sz w:val="22"/>
+        </w:rPr>
+        <w:t>nginx</w:t>
+      </w:r>
+      <w:r>
+        <w:rPr>
+          <w:sz w:val="22"/>
+          <w:lang w:val="ru-RU"/>
+        </w:rPr>
+        <w:t xml:space="preserve"> </w:t>
+      </w:r>
+      <w:r>
+        <w:rPr>
+          <w:sz w:val="22"/>
+        </w:rPr>
+        <w:t>exporter</w:t>
+      </w:r>
+      <w:r>
+        <w:rPr>
+          <w:sz w:val="22"/>
+          <w:lang w:val="ru-RU"/>
+        </w:rPr>
+        <w:t xml:space="preserve"> читает </w:t>
+      </w:r>
+      <w:r>
+        <w:rPr>
+          <w:sz w:val="22"/>
+        </w:rPr>
+        <w:t>stub</w:t>
+      </w:r>
+      <w:r>
+        <w:rPr>
+          <w:sz w:val="22"/>
+          <w:lang w:val="ru-RU"/>
+        </w:rPr>
+        <w:t>_</w:t>
+      </w:r>
+      <w:r>
+        <w:rPr>
+          <w:sz w:val="22"/>
+        </w:rPr>
+        <w:t>status</w:t>
+      </w:r>
+      <w:r>
+        <w:rPr>
+          <w:sz w:val="22"/>
+          <w:lang w:val="ru-RU"/>
+        </w:rPr>
+        <w:t xml:space="preserve"> приложения. Проверяются доступность </w:t>
+      </w:r>
+      <w:r>
+        <w:rPr>
+          <w:sz w:val="22"/>
+        </w:rPr>
+        <w:t>targets</w:t>
+      </w:r>
+      <w:r>
+        <w:rPr>
+          <w:sz w:val="22"/>
+          <w:lang w:val="ru-RU"/>
+        </w:rPr>
+        <w:t xml:space="preserve">, </w:t>
+      </w:r>
+      <w:r>
+        <w:rPr>
+          <w:sz w:val="22"/>
+        </w:rPr>
+        <w:t>nginx</w:t>
+      </w:r>
+      <w:r>
+        <w:rPr>
+          <w:sz w:val="22"/>
+          <w:lang w:val="ru-RU"/>
+        </w:rPr>
+        <w:t>_</w:t>
+      </w:r>
+      <w:r>
+        <w:rPr>
+          <w:sz w:val="22"/>
+        </w:rPr>
+        <w:t>up</w:t>
+      </w:r>
+      <w:r>
+        <w:rPr>
+          <w:sz w:val="22"/>
+          <w:lang w:val="ru-RU"/>
+        </w:rPr>
+        <w:t xml:space="preserve"> и рост </w:t>
+      </w:r>
+      <w:r>
+        <w:rPr>
+          <w:sz w:val="22"/>
+        </w:rPr>
+        <w:t>nginx</w:t>
+      </w:r>
+      <w:r>
+        <w:rPr>
+          <w:sz w:val="22"/>
+          <w:lang w:val="ru-RU"/>
+        </w:rPr>
+        <w:t>_</w:t>
+      </w:r>
+      <w:r>
+        <w:rPr>
+          <w:sz w:val="22"/>
+        </w:rPr>
+        <w:t>http</w:t>
+      </w:r>
+      <w:r>
+        <w:rPr>
+          <w:sz w:val="22"/>
+          <w:lang w:val="ru-RU"/>
+        </w:rPr>
+        <w:t>_</w:t>
+      </w:r>
+      <w:r>
+        <w:rPr>
+          <w:sz w:val="22"/>
+        </w:rPr>
+        <w:t>requests</w:t>
+      </w:r>
+      <w:r>
+        <w:rPr>
+          <w:sz w:val="22"/>
+          <w:lang w:val="ru-RU"/>
+        </w:rPr>
+        <w:t>_</w:t>
+      </w:r>
+      <w:r>
+        <w:rPr>
+          <w:sz w:val="22"/>
+        </w:rPr>
+        <w:t>total</w:t>
+      </w:r>
+      <w:r>
+        <w:rPr>
+          <w:sz w:val="22"/>
+          <w:lang w:val="ru-RU"/>
+        </w:rPr>
+        <w:t xml:space="preserve"> после пяти запросов. Отчёт содержит значения до и после, а также состояние правил. Настроены два предупреждения и правила частоты запросов и памяти контроллера </w:t>
+      </w:r>
+      <w:r>
+        <w:rPr>
+          <w:sz w:val="22"/>
+        </w:rPr>
+        <w:t>Gateway</w:t>
+      </w:r>
+      <w:r>
+        <w:rPr>
+          <w:sz w:val="22"/>
+          <w:lang w:val="ru-RU"/>
+        </w:rPr>
+        <w:t xml:space="preserve">. Данные </w:t>
+      </w:r>
+      <w:r>
+        <w:rPr>
+          <w:sz w:val="22"/>
+        </w:rPr>
+        <w:t>Prometheus</w:t>
+      </w:r>
+      <w:r>
+        <w:rPr>
+          <w:sz w:val="22"/>
+          <w:lang w:val="ru-RU"/>
+        </w:rPr>
+        <w:t xml:space="preserve"> сохраняются на </w:t>
+      </w:r>
+      <w:proofErr w:type="spellStart"/>
+      <w:r>
+        <w:rPr>
+          <w:sz w:val="22"/>
+        </w:rPr>
+        <w:t>hostPath</w:t>
+      </w:r>
+      <w:proofErr w:type="spellEnd"/>
+      <w:r>
+        <w:rPr>
+          <w:sz w:val="22"/>
+          <w:lang w:val="ru-RU"/>
+        </w:rPr>
+        <w:t xml:space="preserve">; хранение блоков ограничено 7 днями и 1 </w:t>
+      </w:r>
+      <w:r>
+        <w:rPr>
+          <w:sz w:val="22"/>
+        </w:rPr>
+        <w:t>GB</w:t>
+      </w:r>
+      <w:r>
+        <w:rPr>
+          <w:sz w:val="22"/>
+          <w:lang w:val="ru-RU"/>
+        </w:rPr>
+        <w:t>.</w:t>
+      </w:r>
+    </w:p>
+    <w:p>
+      <w:pPr>
+        <w:rPr>
+          <w:rFonts w:hint="eastAsia"/>
+          <w:sz w:val="22"/>
+        </w:rPr>
+      </w:pPr>
+      <w:proofErr w:type="spellStart"/>
+      <w:r>
+        <w:rPr>
+          <w:rFonts w:ascii="DejaVu Sans Mono" w:hAnsi="DejaVu Sans Mono"/>
+          <w:sz w:val="22"/>
+        </w:rPr>
+        <w:t>kubectl</w:t>
+      </w:r>
+      <w:proofErr w:type="spellEnd"/>
+      <w:r>
+        <w:rPr>
+          <w:rFonts w:ascii="DejaVu Sans Mono" w:hAnsi="DejaVu Sans Mono"/>
+          <w:sz w:val="22"/>
+        </w:rPr>
+        <w:t xml:space="preserve"> -n </w:t>
+      </w:r>
+      <w:proofErr w:type="spellStart"/>
+      <w:r>
+        <w:rPr>
+          <w:rFonts w:ascii="DejaVu Sans Mono" w:hAnsi="DejaVu Sans Mono"/>
+          <w:sz w:val="22"/>
+        </w:rPr>
+        <w:t>devops</w:t>
+      </w:r>
+      <w:proofErr w:type="spellEnd"/>
+      <w:r>
+        <w:rPr>
+          <w:rFonts w:ascii="DejaVu Sans Mono" w:hAnsi="DejaVu Sans Mono"/>
+          <w:sz w:val="22"/>
+        </w:rPr>
+        <w:t>-lab port-forward svc/prometheus 9090:9090</w:t>
+      </w:r>
+    </w:p>
+    <w:p>
+      <w:pPr>
+        <w:rPr>
+          <w:rFonts w:hint="eastAsia"/>
+          <w:sz w:val="22"/>
+          <w:lang w:val="ru-RU"/>
+        </w:rPr>
+      </w:pPr>
+      <w:r>
+        <w:rPr>
+          <w:sz w:val="22"/>
+          <w:lang w:val="ru-RU"/>
+        </w:rPr>
+        <w:t xml:space="preserve">В браузере открыть </w:t>
+      </w:r>
+      <w:r>
+        <w:rPr>
+          <w:sz w:val="22"/>
+        </w:rPr>
+        <w:t>http</w:t>
+      </w:r>
+      <w:r>
+        <w:rPr>
+          <w:sz w:val="22"/>
+          <w:lang w:val="ru-RU"/>
+        </w:rPr>
+        <w:t>://</w:t>
+      </w:r>
+      <w:r>
+        <w:rPr>
+          <w:sz w:val="22"/>
+        </w:rPr>
+        <w:t>localhost</w:t>
+      </w:r>
+      <w:r>
+        <w:rPr>
+          <w:sz w:val="22"/>
+          <w:lang w:val="ru-RU"/>
+        </w:rPr>
+        <w:t xml:space="preserve">:9090. </w:t>
+      </w:r>
+      <w:r>
+        <w:rPr>
+          <w:sz w:val="22"/>
+        </w:rPr>
+        <w:t xml:space="preserve">Targets должны быть UP, nginx_up - 1. </w:t>
+      </w:r>
+      <w:r>
+        <w:rPr>
+          <w:sz w:val="22"/>
+          <w:lang w:val="ru-RU"/>
+        </w:rPr>
+        <w:t xml:space="preserve">Для роста счётчика сделать несколько запросов к приложению и дождаться следующего </w:t>
+      </w:r>
+      <w:r>
+        <w:rPr>
+          <w:sz w:val="22"/>
+        </w:rPr>
+        <w:t>scrape</w:t>
+      </w:r>
+      <w:r>
+        <w:rPr>
+          <w:sz w:val="22"/>
+          <w:lang w:val="ru-RU"/>
+        </w:rPr>
+        <w:t>.</w:t>
+      </w:r>
+    </w:p>
+    <w:p>
+      <w:pPr>
+        <w:pStyle w:val="1"/>
+        <w:rPr>
+          <w:sz w:val="22"/>
+          <w:szCs w:val="22"/>
+          <w:lang w:val="ru-RU"/>
+        </w:rPr>
+      </w:pPr>
+      <w:r>
+        <w:rPr>
+          <w:sz w:val="22"/>
+          <w:szCs w:val="22"/>
+          <w:lang w:val="ru-RU"/>
+        </w:rPr>
+        <w:t>Сбор логов</w:t>
+      </w:r>
+    </w:p>
+    <w:p>
+      <w:pPr>
+        <w:rPr>
+          <w:rFonts w:hint="eastAsia"/>
+          <w:sz w:val="22"/>
+          <w:lang w:val="ru-RU"/>
+        </w:rPr>
+      </w:pPr>
+      <w:proofErr w:type="spellStart"/>
+      <w:r>
+        <w:rPr>
+          <w:sz w:val="22"/>
+        </w:rPr>
+        <w:t>Fluentd</w:t>
+      </w:r>
+      <w:proofErr w:type="spellEnd"/>
+      <w:r>
+        <w:rPr>
+          <w:sz w:val="22"/>
+          <w:lang w:val="ru-RU"/>
+        </w:rPr>
+        <w:t xml:space="preserve"> работает рядом с </w:t>
+      </w:r>
+      <w:r>
+        <w:rPr>
+          <w:sz w:val="22"/>
+        </w:rPr>
+        <w:t>nginx</w:t>
+      </w:r>
+      <w:r>
+        <w:rPr>
+          <w:sz w:val="22"/>
+          <w:lang w:val="ru-RU"/>
+        </w:rPr>
+        <w:t xml:space="preserve"> в одном </w:t>
+      </w:r>
+      <w:r>
+        <w:rPr>
+          <w:sz w:val="22"/>
+        </w:rPr>
+        <w:t>Pod</w:t>
+      </w:r>
+      <w:r>
+        <w:rPr>
+          <w:sz w:val="22"/>
+          <w:lang w:val="ru-RU"/>
+        </w:rPr>
+        <w:t xml:space="preserve">. Он читает </w:t>
+      </w:r>
+      <w:r>
+        <w:rPr>
+          <w:sz w:val="22"/>
+        </w:rPr>
+        <w:t>access</w:t>
+      </w:r>
+      <w:r>
+        <w:rPr>
+          <w:sz w:val="22"/>
+          <w:lang w:val="ru-RU"/>
+        </w:rPr>
+        <w:t xml:space="preserve"> </w:t>
+      </w:r>
+      <w:r>
+        <w:rPr>
+          <w:sz w:val="22"/>
+        </w:rPr>
+        <w:t>JSON</w:t>
+      </w:r>
+      <w:r>
+        <w:rPr>
+          <w:sz w:val="22"/>
+          <w:lang w:val="ru-RU"/>
+        </w:rPr>
+        <w:t xml:space="preserve"> и </w:t>
+      </w:r>
+      <w:r>
+        <w:rPr>
+          <w:sz w:val="22"/>
+        </w:rPr>
+        <w:t>error</w:t>
+      </w:r>
+      <w:r>
+        <w:rPr>
+          <w:sz w:val="22"/>
+          <w:lang w:val="ru-RU"/>
+        </w:rPr>
+        <w:t xml:space="preserve"> </w:t>
+      </w:r>
+      <w:r>
+        <w:rPr>
+          <w:sz w:val="22"/>
+        </w:rPr>
+        <w:t>text</w:t>
+      </w:r>
+      <w:r>
+        <w:rPr>
+          <w:sz w:val="22"/>
+          <w:lang w:val="ru-RU"/>
+        </w:rPr>
+        <w:t xml:space="preserve"> из общих файлов, добавляет </w:t>
+      </w:r>
+      <w:r>
+        <w:rPr>
+          <w:sz w:val="22"/>
+        </w:rPr>
+        <w:t>source</w:t>
+      </w:r>
+      <w:r>
+        <w:rPr>
+          <w:sz w:val="22"/>
+          <w:lang w:val="ru-RU"/>
+        </w:rPr>
+        <w:t xml:space="preserve"> и записывает события в </w:t>
+      </w:r>
+      <w:r>
+        <w:rPr>
+          <w:sz w:val="22"/>
+        </w:rPr>
+        <w:t>JSON</w:t>
+      </w:r>
+      <w:r>
+        <w:rPr>
+          <w:sz w:val="22"/>
+          <w:lang w:val="ru-RU"/>
+        </w:rPr>
+        <w:t xml:space="preserve"> на диск узла. Логи ротируются с атомарной заменой и </w:t>
+      </w:r>
+      <w:r>
+        <w:rPr>
+          <w:sz w:val="22"/>
+        </w:rPr>
+        <w:t>USR</w:t>
+      </w:r>
+      <w:r>
+        <w:rPr>
+          <w:sz w:val="22"/>
+          <w:lang w:val="ru-RU"/>
+        </w:rPr>
+        <w:t xml:space="preserve">1 при 8 </w:t>
+      </w:r>
+      <w:r>
+        <w:rPr>
+          <w:sz w:val="22"/>
+        </w:rPr>
+        <w:t>MiB</w:t>
+      </w:r>
+      <w:r>
+        <w:rPr>
+          <w:sz w:val="22"/>
+          <w:lang w:val="ru-RU"/>
+        </w:rPr>
+        <w:t xml:space="preserve"> или через 10 секунд; остаются четыре архива. </w:t>
+      </w:r>
+      <w:proofErr w:type="spellStart"/>
+      <w:r>
+        <w:rPr>
+          <w:sz w:val="22"/>
+        </w:rPr>
+        <w:t>Fluentd</w:t>
+      </w:r>
+      <w:proofErr w:type="spellEnd"/>
+      <w:r>
+        <w:rPr>
+          <w:sz w:val="22"/>
+          <w:lang w:val="ru-RU"/>
+        </w:rPr>
+        <w:t xml:space="preserve"> следит за </w:t>
+      </w:r>
+      <w:proofErr w:type="spellStart"/>
+      <w:r>
+        <w:rPr>
+          <w:sz w:val="22"/>
+        </w:rPr>
+        <w:t>inode</w:t>
+      </w:r>
+      <w:proofErr w:type="spellEnd"/>
+      <w:r>
+        <w:rPr>
+          <w:sz w:val="22"/>
+          <w:lang w:val="ru-RU"/>
+        </w:rPr>
+        <w:t xml:space="preserve">. Позиции и буфер сохраняются; </w:t>
+      </w:r>
+      <w:proofErr w:type="spellStart"/>
+      <w:r>
+        <w:rPr>
+          <w:sz w:val="22"/>
+        </w:rPr>
+        <w:t>CronJob</w:t>
+      </w:r>
+      <w:proofErr w:type="spellEnd"/>
+      <w:r>
+        <w:rPr>
+          <w:sz w:val="22"/>
+          <w:lang w:val="ru-RU"/>
+        </w:rPr>
+        <w:t xml:space="preserve"> удаляет старые собранные файлы.</w:t>
+      </w:r>
+    </w:p>
+    <w:p>
+      <w:pPr>
+        <w:rPr>
+          <w:rFonts w:hint="eastAsia"/>
+          <w:sz w:val="22"/>
+          <w:lang w:val="ru-RU"/>
+        </w:rPr>
+      </w:pPr>
+      <w:r>
+        <w:rPr>
+          <w:sz w:val="22"/>
+        </w:rPr>
+        <w:t>Python</w:t>
+      </w:r>
+      <w:r>
+        <w:rPr>
+          <w:sz w:val="22"/>
+          <w:lang w:val="ru-RU"/>
+        </w:rPr>
+        <w:t xml:space="preserve">-проверка отправляет запросы с уникальной меткой и ищет её в собранных </w:t>
+      </w:r>
+      <w:r>
+        <w:rPr>
+          <w:sz w:val="22"/>
+        </w:rPr>
+        <w:t>access</w:t>
+      </w:r>
+      <w:r>
+        <w:rPr>
+          <w:sz w:val="22"/>
+          <w:lang w:val="ru-RU"/>
+        </w:rPr>
+        <w:t xml:space="preserve">- и </w:t>
+      </w:r>
+      <w:r>
+        <w:rPr>
+          <w:sz w:val="22"/>
+        </w:rPr>
+        <w:t>error</w:t>
+      </w:r>
+      <w:r>
+        <w:rPr>
+          <w:sz w:val="22"/>
+          <w:lang w:val="ru-RU"/>
+        </w:rPr>
+        <w:t>-записях. Так проверяется сбор новых событий, а не наличие старого файла.</w:t>
+      </w:r>
+    </w:p>
+    <w:p>
+      <w:pPr>
+        <w:pStyle w:val="1"/>
+        <w:rPr>
+          <w:sz w:val="22"/>
+          <w:szCs w:val="22"/>
+        </w:rPr>
+      </w:pPr>
+      <w:proofErr w:type="spellStart"/>
+      <w:r>
+        <w:rPr>
+          <w:sz w:val="22"/>
+          <w:szCs w:val="22"/>
+        </w:rPr>
+        <w:t>Полная</w:t>
+      </w:r>
+      <w:proofErr w:type="spellEnd"/>
+      <w:r>
+        <w:rPr>
+          <w:sz w:val="22"/>
+          <w:szCs w:val="22"/>
+        </w:rPr>
+        <w:t xml:space="preserve"> </w:t>
+      </w:r>
+      <w:proofErr w:type="spellStart"/>
+      <w:r>
+        <w:rPr>
+          <w:sz w:val="22"/>
+          <w:szCs w:val="22"/>
+        </w:rPr>
+        <w:t>проверка</w:t>
+      </w:r>
+      <w:proofErr w:type="spellEnd"/>
+    </w:p>
+    <w:p>
+      <w:pPr>
+        <w:rPr>
+          <w:rFonts w:hint="eastAsia"/>
+          <w:i/>
+          <w:iCs/>
+          <w:sz w:val="22"/>
+        </w:rPr>
+      </w:pPr>
+      <w:r>
+        <w:rPr>
+          <w:rFonts w:ascii="DejaVu Sans Mono" w:hAnsi="DejaVu Sans Mono"/>
+          <w:i/>
+          <w:iCs/>
+          <w:sz w:val="22"/>
+        </w:rPr>
+        <w:t>/var/lib/devops-lab/venv/bin/python3 scripts/verify.py</w:t>
+      </w:r>
+    </w:p>
+    <w:p>
+      <w:pPr>
+        <w:rPr>
+          <w:rFonts w:hint="eastAsia"/>
+          <w:sz w:val="22"/>
+          <w:lang w:val="ru-RU"/>
+        </w:rPr>
+      </w:pPr>
+      <w:r>
+        <w:rPr>
+          <w:sz w:val="22"/>
+        </w:rPr>
+        <w:t xml:space="preserve">Скрипт проверяет текущие статусы Gateway API, HTTP-ответы, rewrite, redirect, страницу /cats и байты PNG, рост метрик, правила Prometheus и оба вида логов. </w:t>
+      </w:r>
+      <w:r>
+        <w:rPr>
+          <w:sz w:val="22"/>
+          <w:lang w:val="ru-RU"/>
+        </w:rPr>
+        <w:t xml:space="preserve">При ошибке возвращает ненулевой код завершения и обновляет отчёт на </w:t>
+      </w:r>
+      <w:r>
+        <w:rPr>
+          <w:sz w:val="22"/>
+        </w:rPr>
+        <w:t>failed</w:t>
+      </w:r>
+      <w:r>
+        <w:rPr>
+          <w:sz w:val="22"/>
+          <w:lang w:val="ru-RU"/>
+        </w:rPr>
+        <w:t>.</w:t>
+      </w:r>
+    </w:p>
+    <w:p>
+      <w:pPr>
+        <w:jc w:val="center"/>
+        <w:rPr>
+          <w:rFonts w:hint="eastAsia"/>
           <w:b/>
           <w:bCs/>
           <w:sz w:val="24"/>
           <w:szCs w:val="24"/>
           <w:lang w:val="ru-RU"/>
         </w:rPr>
-        <w:lastRenderedPageBreak/>
-        <w:t>Функциональность сервисов</w:t>
+      </w:pPr>
+      <w:r>
+        <w:rPr>
+          <w:b/>
+          <w:bCs/>
+          <w:sz w:val="24"/>
+          <w:szCs w:val="24"/>
+          <w:lang w:val="ru-RU"/>
+        </w:rPr>
+        <w:t>Проверка и развитие решения</w:t>
       </w:r>
     </w:p>
     <w:p>
@@ -1421,29 +3077,7 @@
           <w:szCs w:val="22"/>
           <w:lang w:val="ru-RU"/>
         </w:rPr>
-        <w:t xml:space="preserve">Приложение и </w:t>
-      </w:r>
-      <w:r>
-        <w:rPr>
-          <w:sz w:val="22"/>
-          <w:szCs w:val="22"/>
-        </w:rPr>
-        <w:t>Gateway</w:t>
-      </w:r>
-      <w:r>
-        <w:rPr>
-          <w:sz w:val="22"/>
-          <w:szCs w:val="22"/>
-          <w:lang w:val="ru-RU"/>
-        </w:rPr>
-        <w:t xml:space="preserve"> </w:t>
-      </w:r>
-      <w:r>
-        <w:rPr>
-          <w:sz w:val="22"/>
-          <w:szCs w:val="22"/>
-        </w:rPr>
-        <w:t>API</w:t>
+        <w:t>Что проверено</w:t>
       </w:r>
     </w:p>
     <w:p>
@@ -1457,21 +3091,46 @@
       <w:r>
         <w:rPr>
           <w:sz w:val="22"/>
-        </w:rPr>
-        <w:t>nginx</w:t>
-      </w:r>
-      <w:r>
-        <w:rPr>
-          <w:sz w:val="22"/>
-          <w:lang w:val="ru-RU"/>
-        </w:rPr>
-        <w:t xml:space="preserve"> выбрал для простого проверяемого ответа: </w:t>
-      </w:r>
-      <w:r>
-        <w:rPr>
-          <w:sz w:val="22"/>
-        </w:rPr>
-        <w:t>Hello</w:t>
+          <w:lang w:val="ru-RU"/>
+        </w:rPr>
+        <w:t xml:space="preserve">03.10.2026 </w:t>
+      </w:r>
+      <w:r>
+        <w:rPr>
+          <w:rFonts w:asciiTheme="minorHAnsi" w:hAnsiTheme="minorHAnsi"/>
+          <w:sz w:val="22"/>
+          <w:lang w:val="ru-RU"/>
+        </w:rPr>
+        <w:t xml:space="preserve">проверил </w:t>
+      </w:r>
+      <w:r>
+        <w:rPr>
+          <w:sz w:val="22"/>
+          <w:lang w:val="ru-RU"/>
+        </w:rPr>
+        <w:t xml:space="preserve">работу стенда </w:t>
+      </w:r>
+      <w:r>
+        <w:rPr>
+          <w:rFonts w:asciiTheme="minorHAnsi" w:hAnsiTheme="minorHAnsi"/>
+          <w:sz w:val="22"/>
+          <w:lang w:val="ru-RU"/>
+        </w:rPr>
+        <w:t xml:space="preserve">на </w:t>
+      </w:r>
+      <w:r>
+        <w:rPr>
+          <w:sz w:val="22"/>
+        </w:rPr>
+        <w:t>WSL</w:t>
+      </w:r>
+      <w:r>
+        <w:rPr>
+          <w:rFonts w:asciiTheme="minorHAnsi" w:hAnsiTheme="minorHAnsi"/>
+          <w:sz w:val="22"/>
+          <w:lang w:val="ru-RU"/>
+        </w:rPr>
+        <w:t xml:space="preserve"> с ОС</w:t>
       </w:r>
       <w:r>
         <w:rPr>
@@ -1484,40 +3143,27 @@
         <w:rPr>
           <w:sz w:val="22"/>
         </w:rPr>
-        <w:t>World</w:t>
-      </w:r>
-      <w:r>
-        <w:rPr>
-          <w:sz w:val="22"/>
-          <w:lang w:val="ru-RU"/>
-        </w:rPr>
-        <w:t xml:space="preserve"> на / и </w:t>
-      </w:r>
-      <w:r>
-        <w:rPr>
-          <w:sz w:val="22"/>
-        </w:rPr>
-        <w:t>JSON</w:t>
-      </w:r>
-      <w:r>
-        <w:rPr>
-          <w:sz w:val="22"/>
-          <w:lang w:val="ru-RU"/>
-        </w:rPr>
-        <w:t xml:space="preserve"> на /</w:t>
-      </w:r>
-      <w:r>
-        <w:rPr>
-          <w:sz w:val="22"/>
-        </w:rPr>
-        <w:t>info</w:t>
-      </w:r>
-      <w:r>
-        <w:rPr>
-          <w:sz w:val="22"/>
-          <w:lang w:val="ru-RU"/>
-        </w:rPr>
-        <w:t xml:space="preserve">. Для </w:t>
+        <w:t>Ubuntu</w:t>
+      </w:r>
+      <w:r>
+        <w:rPr>
+          <w:sz w:val="22"/>
+          <w:lang w:val="ru-RU"/>
+        </w:rPr>
+        <w:t xml:space="preserve"> 24.04 и доступ к приложению из браузера </w:t>
+      </w:r>
+      <w:r>
+        <w:rPr>
+          <w:sz w:val="22"/>
+        </w:rPr>
+        <w:t>Windows</w:t>
+      </w:r>
+      <w:r>
+        <w:rPr>
+          <w:sz w:val="22"/>
+          <w:lang w:val="ru-RU"/>
+        </w:rPr>
+        <w:t xml:space="preserve">. Базовая проверка подтвердила </w:t>
       </w:r>
       <w:r>
         <w:rPr>
@@ -1530,27 +3176,27 @@
           <w:sz w:val="22"/>
           <w:lang w:val="ru-RU"/>
         </w:rPr>
-        <w:t xml:space="preserve"> </w:t>
-      </w:r>
-      <w:r>
-        <w:rPr>
-          <w:sz w:val="22"/>
-        </w:rPr>
-        <w:t>API</w:t>
-      </w:r>
-      <w:r>
-        <w:rPr>
-          <w:sz w:val="22"/>
-          <w:lang w:val="ru-RU"/>
-        </w:rPr>
-        <w:t xml:space="preserve"> созданы </w:t>
+        <w:t xml:space="preserve">, </w:t>
+      </w:r>
+      <w:r>
+        <w:rPr>
+          <w:sz w:val="22"/>
+        </w:rPr>
+        <w:t>HTTP</w:t>
+      </w:r>
+      <w:r>
+        <w:rPr>
+          <w:sz w:val="22"/>
+          <w:lang w:val="ru-RU"/>
+        </w:rPr>
+        <w:t xml:space="preserve">, метрики и оба вида логов </w:t>
       </w:r>
       <w:proofErr w:type="spellStart"/>
       <w:r>
         <w:rPr>
           <w:sz w:val="22"/>
         </w:rPr>
-        <w:t>GatewayClass</w:t>
+        <w:t>Fluentd</w:t>
       </w:r>
       <w:proofErr w:type="spellEnd"/>
       <w:r>
@@ -1558,148 +3204,55 @@
           <w:sz w:val="22"/>
           <w:lang w:val="ru-RU"/>
         </w:rPr>
-        <w:t xml:space="preserve"> </w:t>
-      </w:r>
-      <w:r>
-        <w:rPr>
-          <w:sz w:val="22"/>
-        </w:rPr>
-        <w:t>nginx</w:t>
-      </w:r>
-      <w:r>
-        <w:rPr>
-          <w:sz w:val="22"/>
-          <w:lang w:val="ru-RU"/>
-        </w:rPr>
-        <w:t xml:space="preserve">, </w:t>
-      </w:r>
-      <w:r>
-        <w:rPr>
-          <w:sz w:val="22"/>
-        </w:rPr>
-        <w:t>Gateway</w:t>
-      </w:r>
-      <w:r>
-        <w:rPr>
-          <w:sz w:val="22"/>
-          <w:lang w:val="ru-RU"/>
-        </w:rPr>
-        <w:t xml:space="preserve"> </w:t>
-      </w:r>
-      <w:r>
-        <w:rPr>
-          <w:sz w:val="22"/>
-        </w:rPr>
-        <w:t>lab</w:t>
-      </w:r>
-      <w:r>
-        <w:rPr>
-          <w:sz w:val="22"/>
-          <w:lang w:val="ru-RU"/>
-        </w:rPr>
-        <w:t xml:space="preserve"> и три </w:t>
+        <w:t>. Актуальный отчёт с маршрутами, /</w:t>
+      </w:r>
+      <w:r>
+        <w:rPr>
+          <w:sz w:val="22"/>
+        </w:rPr>
+        <w:t>cats</w:t>
+      </w:r>
+      <w:r>
+        <w:rPr>
+          <w:sz w:val="22"/>
+          <w:lang w:val="ru-RU"/>
+        </w:rPr>
+        <w:t xml:space="preserve"> и ростом счётчика собирает </w:t>
+      </w:r>
+      <w:r>
+        <w:rPr>
+          <w:sz w:val="22"/>
+        </w:rPr>
+        <w:t>scripts</w:t>
+      </w:r>
+      <w:r>
+        <w:rPr>
+          <w:sz w:val="22"/>
+          <w:lang w:val="ru-RU"/>
+        </w:rPr>
+        <w:t>/</w:t>
+      </w:r>
+      <w:r>
+        <w:rPr>
+          <w:sz w:val="22"/>
+        </w:rPr>
+        <w:t>verify</w:t>
+      </w:r>
+      <w:r>
+        <w:rPr>
+          <w:sz w:val="22"/>
+          <w:lang w:val="ru-RU"/>
+        </w:rPr>
+        <w:t>.</w:t>
       </w:r>
       <w:proofErr w:type="spellStart"/>
       <w:r>
         <w:rPr>
           <w:sz w:val="22"/>
         </w:rPr>
-        <w:t>HTTPRoute</w:t>
+        <w:t>py</w:t>
       </w:r>
       <w:proofErr w:type="spellEnd"/>
-      <w:r>
-        <w:rPr>
-          <w:sz w:val="22"/>
-          <w:lang w:val="ru-RU"/>
-        </w:rPr>
-        <w:t xml:space="preserve">. Маршрут </w:t>
-      </w:r>
-      <w:r>
-        <w:rPr>
-          <w:sz w:val="22"/>
-        </w:rPr>
-        <w:t>web</w:t>
-      </w:r>
-      <w:r>
-        <w:rPr>
-          <w:sz w:val="22"/>
-          <w:lang w:val="ru-RU"/>
-        </w:rPr>
-        <w:t xml:space="preserve"> добавляет заголовок </w:t>
-      </w:r>
-      <w:r>
-        <w:rPr>
-          <w:sz w:val="22"/>
-        </w:rPr>
-        <w:t>X</w:t>
-      </w:r>
-      <w:r>
-        <w:rPr>
-          <w:sz w:val="22"/>
-          <w:lang w:val="ru-RU"/>
-        </w:rPr>
-        <w:t>-</w:t>
-      </w:r>
-      <w:r>
-        <w:rPr>
-          <w:sz w:val="22"/>
-        </w:rPr>
-        <w:t>DevOps</w:t>
-      </w:r>
-      <w:r>
-        <w:rPr>
-          <w:sz w:val="22"/>
-          <w:lang w:val="ru-RU"/>
-        </w:rPr>
-        <w:t>-</w:t>
-      </w:r>
-      <w:r>
-        <w:rPr>
-          <w:sz w:val="22"/>
-        </w:rPr>
-        <w:t>Lab</w:t>
-      </w:r>
-      <w:r>
-        <w:rPr>
-          <w:sz w:val="22"/>
-          <w:lang w:val="ru-RU"/>
-        </w:rPr>
-        <w:t xml:space="preserve">: </w:t>
-      </w:r>
-      <w:r>
-        <w:rPr>
-          <w:sz w:val="22"/>
-        </w:rPr>
-        <w:t>gateway</w:t>
-      </w:r>
-      <w:r>
-        <w:rPr>
-          <w:sz w:val="22"/>
-          <w:lang w:val="ru-RU"/>
-        </w:rPr>
-        <w:t>-</w:t>
-      </w:r>
-      <w:proofErr w:type="spellStart"/>
-      <w:r>
-        <w:rPr>
-          <w:sz w:val="22"/>
-        </w:rPr>
-        <w:t>api</w:t>
-      </w:r>
-      <w:proofErr w:type="spellEnd"/>
-      <w:r>
-        <w:rPr>
-          <w:sz w:val="22"/>
-          <w:lang w:val="ru-RU"/>
-        </w:rPr>
-        <w:t xml:space="preserve">. По нему можно проверить, что запрос прошёл через </w:t>
-      </w:r>
-      <w:r>
-        <w:rPr>
-          <w:sz w:val="22"/>
-        </w:rPr>
-        <w:t>Gateway</w:t>
-      </w:r>
       <w:r>
         <w:rPr>
           <w:sz w:val="22"/>
@@ -1721,14 +3274,54 @@
           <w:sz w:val="22"/>
           <w:lang w:val="ru-RU"/>
         </w:rPr>
-        <w:t>Маршрут /</w:t>
+        <w:lastRenderedPageBreak/>
+        <w:t xml:space="preserve">Повторяемость проверяется </w:t>
+      </w:r>
+      <w:r>
+        <w:rPr>
+          <w:sz w:val="22"/>
+        </w:rPr>
+        <w:t>scripts</w:t>
+      </w:r>
+      <w:r>
+        <w:rPr>
+          <w:sz w:val="22"/>
+          <w:lang w:val="ru-RU"/>
+        </w:rPr>
+        <w:t>/</w:t>
+      </w:r>
+      <w:r>
+        <w:rPr>
+          <w:sz w:val="22"/>
+        </w:rPr>
+        <w:t>check</w:t>
+      </w:r>
+      <w:r>
+        <w:rPr>
+          <w:sz w:val="22"/>
+          <w:lang w:val="ru-RU"/>
+        </w:rPr>
+        <w:t>-</w:t>
+      </w:r>
+      <w:r>
+        <w:rPr>
+          <w:sz w:val="22"/>
+        </w:rPr>
+        <w:t>repeat</w:t>
+      </w:r>
+      <w:r>
+        <w:rPr>
+          <w:sz w:val="22"/>
+          <w:lang w:val="ru-RU"/>
+        </w:rPr>
+        <w:t>.</w:t>
       </w:r>
       <w:proofErr w:type="spellStart"/>
       <w:r>
         <w:rPr>
           <w:sz w:val="22"/>
         </w:rPr>
-        <w:t>api</w:t>
+        <w:t>sh</w:t>
       </w:r>
       <w:proofErr w:type="spellEnd"/>
       <w:r>
@@ -1736,40 +3329,27 @@
           <w:sz w:val="22"/>
           <w:lang w:val="ru-RU"/>
         </w:rPr>
-        <w:t>/</w:t>
-      </w:r>
-      <w:r>
-        <w:rPr>
-          <w:sz w:val="22"/>
-        </w:rPr>
-        <w:t>info</w:t>
-      </w:r>
-      <w:r>
-        <w:rPr>
-          <w:sz w:val="22"/>
-          <w:lang w:val="ru-RU"/>
-        </w:rPr>
-        <w:t xml:space="preserve"> переписывается в /</w:t>
-      </w:r>
-      <w:r>
-        <w:rPr>
-          <w:sz w:val="22"/>
-        </w:rPr>
-        <w:t>info</w:t>
-      </w:r>
-      <w:r>
-        <w:rPr>
-          <w:sz w:val="22"/>
-          <w:lang w:val="ru-RU"/>
-        </w:rPr>
-        <w:t xml:space="preserve"> через </w:t>
+        <w:t xml:space="preserve">: он выполняет два развёртывания и сохраняет отдельный отчёт для каждого запуска. Локально прошли </w:t>
+      </w:r>
+      <w:r>
+        <w:rPr>
+          <w:sz w:val="22"/>
+        </w:rPr>
+        <w:t>Python</w:t>
+      </w:r>
+      <w:r>
+        <w:rPr>
+          <w:sz w:val="22"/>
+          <w:lang w:val="ru-RU"/>
+        </w:rPr>
+        <w:t xml:space="preserve">-тесты, </w:t>
       </w:r>
       <w:proofErr w:type="spellStart"/>
       <w:r>
         <w:rPr>
           <w:sz w:val="22"/>
         </w:rPr>
-        <w:t>URLRewrite</w:t>
+        <w:t>ShellCheck</w:t>
       </w:r>
       <w:proofErr w:type="spellEnd"/>
       <w:r>
@@ -1777,1410 +3357,7 @@
           <w:sz w:val="22"/>
           <w:lang w:val="ru-RU"/>
         </w:rPr>
-        <w:t>. /</w:t>
-      </w:r>
-      <w:r>
-        <w:rPr>
-          <w:sz w:val="22"/>
-        </w:rPr>
-        <w:t>legacy</w:t>
-      </w:r>
-      <w:r>
-        <w:rPr>
-          <w:sz w:val="22"/>
-          <w:lang w:val="ru-RU"/>
-        </w:rPr>
-        <w:t xml:space="preserve"> возвращает </w:t>
-      </w:r>
-      <w:r>
-        <w:rPr>
-          <w:sz w:val="22"/>
-        </w:rPr>
-        <w:t>HTTP</w:t>
-      </w:r>
-      <w:r>
-        <w:rPr>
-          <w:sz w:val="22"/>
-          <w:lang w:val="ru-RU"/>
-        </w:rPr>
-        <w:t xml:space="preserve"> 302 на /</w:t>
-      </w:r>
-      <w:proofErr w:type="spellStart"/>
-      <w:r>
-        <w:rPr>
-          <w:sz w:val="22"/>
-        </w:rPr>
-        <w:t>api</w:t>
-      </w:r>
-      <w:proofErr w:type="spellEnd"/>
-      <w:r>
-        <w:rPr>
-          <w:sz w:val="22"/>
-          <w:lang w:val="ru-RU"/>
-        </w:rPr>
-        <w:t>/</w:t>
-      </w:r>
-      <w:r>
-        <w:rPr>
-          <w:sz w:val="22"/>
-        </w:rPr>
-        <w:t>info</w:t>
-      </w:r>
-      <w:r>
-        <w:rPr>
-          <w:sz w:val="22"/>
-          <w:lang w:val="ru-RU"/>
-        </w:rPr>
-        <w:t>, сохраняя внешний порт 30080. На /</w:t>
-      </w:r>
-      <w:r>
-        <w:rPr>
-          <w:sz w:val="22"/>
-        </w:rPr>
-        <w:t>cats</w:t>
-      </w:r>
-      <w:r>
-        <w:rPr>
-          <w:sz w:val="22"/>
-          <w:lang w:val="ru-RU"/>
-        </w:rPr>
-        <w:t xml:space="preserve"> находится отдельная страница с изображением и подписью «Котик был доставлен через </w:t>
-      </w:r>
-      <w:r>
-        <w:rPr>
-          <w:sz w:val="22"/>
-        </w:rPr>
-        <w:t>Kubernetes</w:t>
-      </w:r>
-      <w:r>
-        <w:rPr>
-          <w:sz w:val="22"/>
-          <w:lang w:val="ru-RU"/>
-        </w:rPr>
-        <w:t>». Изображение включено в проект, внешняя загрузка не требуется.</w:t>
-      </w:r>
-    </w:p>
-    <w:p>
-      <w:pPr>
-        <w:rPr>
-          <w:rFonts w:hint="eastAsia"/>
-          <w:i/>
-          <w:iCs/>
-          <w:sz w:val="22"/>
-          <w:lang w:val="ru-RU"/>
-        </w:rPr>
-      </w:pPr>
-      <w:r>
-        <w:rPr>
-          <w:rFonts w:ascii="DejaVu Sans Mono" w:hAnsi="DejaVu Sans Mono"/>
-          <w:i/>
-          <w:iCs/>
-          <w:sz w:val="22"/>
-        </w:rPr>
-        <w:t>curl</w:t>
-      </w:r>
-      <w:r>
-        <w:rPr>
-          <w:rFonts w:ascii="DejaVu Sans Mono" w:hAnsi="DejaVu Sans Mono"/>
-          <w:i/>
-          <w:iCs/>
-          <w:sz w:val="22"/>
-          <w:lang w:val="ru-RU"/>
-        </w:rPr>
-        <w:t xml:space="preserve"> -</w:t>
-      </w:r>
-      <w:proofErr w:type="spellStart"/>
-      <w:r>
-        <w:rPr>
-          <w:rFonts w:ascii="DejaVu Sans Mono" w:hAnsi="DejaVu Sans Mono"/>
-          <w:i/>
-          <w:iCs/>
-          <w:sz w:val="22"/>
-        </w:rPr>
-        <w:t>i</w:t>
-      </w:r>
-      <w:proofErr w:type="spellEnd"/>
-      <w:r>
-        <w:rPr>
-          <w:rFonts w:ascii="DejaVu Sans Mono" w:hAnsi="DejaVu Sans Mono"/>
-          <w:i/>
-          <w:iCs/>
-          <w:sz w:val="22"/>
-          <w:lang w:val="ru-RU"/>
-        </w:rPr>
-        <w:t xml:space="preserve"> </w:t>
-      </w:r>
-      <w:r>
-        <w:rPr>
-          <w:rFonts w:ascii="DejaVu Sans Mono" w:hAnsi="DejaVu Sans Mono"/>
-          <w:i/>
-          <w:iCs/>
-          <w:sz w:val="22"/>
-        </w:rPr>
-        <w:t>http</w:t>
-      </w:r>
-      <w:r>
-        <w:rPr>
-          <w:rFonts w:ascii="DejaVu Sans Mono" w:hAnsi="DejaVu Sans Mono"/>
-          <w:i/>
-          <w:iCs/>
-          <w:sz w:val="22"/>
-          <w:lang w:val="ru-RU"/>
-        </w:rPr>
-        <w:t>://</w:t>
-      </w:r>
-      <w:r>
-        <w:rPr>
-          <w:rFonts w:ascii="DejaVu Sans Mono" w:hAnsi="DejaVu Sans Mono"/>
-          <w:i/>
-          <w:iCs/>
-          <w:sz w:val="22"/>
-        </w:rPr>
-        <w:t>NODE</w:t>
-      </w:r>
-      <w:r>
-        <w:rPr>
-          <w:rFonts w:ascii="DejaVu Sans Mono" w:hAnsi="DejaVu Sans Mono"/>
-          <w:i/>
-          <w:iCs/>
-          <w:sz w:val="22"/>
-          <w:lang w:val="ru-RU"/>
-        </w:rPr>
-        <w:t>_</w:t>
-      </w:r>
-      <w:r>
-        <w:rPr>
-          <w:rFonts w:ascii="DejaVu Sans Mono" w:hAnsi="DejaVu Sans Mono"/>
-          <w:i/>
-          <w:iCs/>
-          <w:sz w:val="22"/>
-        </w:rPr>
-        <w:t>IP</w:t>
-      </w:r>
-      <w:r>
-        <w:rPr>
-          <w:rFonts w:ascii="DejaVu Sans Mono" w:hAnsi="DejaVu Sans Mono"/>
-          <w:i/>
-          <w:iCs/>
-          <w:sz w:val="22"/>
-          <w:lang w:val="ru-RU"/>
-        </w:rPr>
-        <w:t>:30080/</w:t>
-      </w:r>
-      <w:r>
-        <w:rPr>
-          <w:rFonts w:ascii="DejaVu Sans Mono" w:hAnsi="DejaVu Sans Mono"/>
-          <w:i/>
-          <w:iCs/>
-          <w:sz w:val="22"/>
-          <w:lang w:val="ru-RU"/>
-        </w:rPr>
-        <w:br/>
-      </w:r>
-      <w:r>
-        <w:rPr>
-          <w:rFonts w:ascii="DejaVu Sans Mono" w:hAnsi="DejaVu Sans Mono"/>
-          <w:i/>
-          <w:iCs/>
-          <w:sz w:val="22"/>
-        </w:rPr>
-        <w:t>curl</w:t>
-      </w:r>
-      <w:r>
-        <w:rPr>
-          <w:rFonts w:ascii="DejaVu Sans Mono" w:hAnsi="DejaVu Sans Mono"/>
-          <w:i/>
-          <w:iCs/>
-          <w:sz w:val="22"/>
-          <w:lang w:val="ru-RU"/>
-        </w:rPr>
-        <w:t xml:space="preserve"> -</w:t>
-      </w:r>
-      <w:proofErr w:type="spellStart"/>
-      <w:r>
-        <w:rPr>
-          <w:rFonts w:ascii="DejaVu Sans Mono" w:hAnsi="DejaVu Sans Mono"/>
-          <w:i/>
-          <w:iCs/>
-          <w:sz w:val="22"/>
-        </w:rPr>
-        <w:t>i</w:t>
-      </w:r>
-      <w:proofErr w:type="spellEnd"/>
-      <w:r>
-        <w:rPr>
-          <w:rFonts w:ascii="DejaVu Sans Mono" w:hAnsi="DejaVu Sans Mono"/>
-          <w:i/>
-          <w:iCs/>
-          <w:sz w:val="22"/>
-          <w:lang w:val="ru-RU"/>
-        </w:rPr>
-        <w:t xml:space="preserve"> </w:t>
-      </w:r>
-      <w:r>
-        <w:rPr>
-          <w:rFonts w:ascii="DejaVu Sans Mono" w:hAnsi="DejaVu Sans Mono"/>
-          <w:i/>
-          <w:iCs/>
-          <w:sz w:val="22"/>
-        </w:rPr>
-        <w:t>http</w:t>
-      </w:r>
-      <w:r>
-        <w:rPr>
-          <w:rFonts w:ascii="DejaVu Sans Mono" w:hAnsi="DejaVu Sans Mono"/>
-          <w:i/>
-          <w:iCs/>
-          <w:sz w:val="22"/>
-          <w:lang w:val="ru-RU"/>
-        </w:rPr>
-        <w:t>://</w:t>
-      </w:r>
-      <w:r>
-        <w:rPr>
-          <w:rFonts w:ascii="DejaVu Sans Mono" w:hAnsi="DejaVu Sans Mono"/>
-          <w:i/>
-          <w:iCs/>
-          <w:sz w:val="22"/>
-        </w:rPr>
-        <w:t>NODE</w:t>
-      </w:r>
-      <w:r>
-        <w:rPr>
-          <w:rFonts w:ascii="DejaVu Sans Mono" w:hAnsi="DejaVu Sans Mono"/>
-          <w:i/>
-          <w:iCs/>
-          <w:sz w:val="22"/>
-          <w:lang w:val="ru-RU"/>
-        </w:rPr>
-        <w:t>_</w:t>
-      </w:r>
-      <w:r>
-        <w:rPr>
-          <w:rFonts w:ascii="DejaVu Sans Mono" w:hAnsi="DejaVu Sans Mono"/>
-          <w:i/>
-          <w:iCs/>
-          <w:sz w:val="22"/>
-        </w:rPr>
-        <w:t>IP</w:t>
-      </w:r>
-      <w:r>
-        <w:rPr>
-          <w:rFonts w:ascii="DejaVu Sans Mono" w:hAnsi="DejaVu Sans Mono"/>
-          <w:i/>
-          <w:iCs/>
-          <w:sz w:val="22"/>
-          <w:lang w:val="ru-RU"/>
-        </w:rPr>
-        <w:t>:30080/</w:t>
-      </w:r>
-      <w:r>
-        <w:rPr>
-          <w:rFonts w:ascii="DejaVu Sans Mono" w:hAnsi="DejaVu Sans Mono"/>
-          <w:i/>
-          <w:iCs/>
-          <w:sz w:val="22"/>
-        </w:rPr>
-        <w:t>legacy</w:t>
-      </w:r>
-    </w:p>
-    <w:p>
-      <w:pPr>
-        <w:pStyle w:val="1"/>
-        <w:rPr>
-          <w:sz w:val="22"/>
-          <w:szCs w:val="22"/>
-          <w:lang w:val="ru-RU"/>
-        </w:rPr>
-      </w:pPr>
-      <w:r>
-        <w:rPr>
-          <w:sz w:val="22"/>
-          <w:szCs w:val="22"/>
-          <w:lang w:val="ru-RU"/>
-        </w:rPr>
-        <w:t>Мониторинг</w:t>
-      </w:r>
-    </w:p>
-    <w:p>
-      <w:pPr>
-        <w:rPr>
-          <w:rFonts w:hint="eastAsia"/>
-          <w:sz w:val="22"/>
-          <w:lang w:val="ru-RU"/>
-        </w:rPr>
-      </w:pPr>
-      <w:r>
-        <w:rPr>
-          <w:sz w:val="22"/>
-        </w:rPr>
-        <w:t>Prometheus</w:t>
-      </w:r>
-      <w:r>
-        <w:rPr>
-          <w:sz w:val="22"/>
-          <w:lang w:val="ru-RU"/>
-        </w:rPr>
-        <w:t xml:space="preserve"> </w:t>
-      </w:r>
-      <w:proofErr w:type="spellStart"/>
-      <w:r>
-        <w:rPr>
-          <w:sz w:val="22"/>
-          <w:lang w:val="ru-RU"/>
-        </w:rPr>
-        <w:t>развёрнул</w:t>
-      </w:r>
-      <w:proofErr w:type="spellEnd"/>
-      <w:r>
-        <w:rPr>
-          <w:sz w:val="22"/>
-          <w:lang w:val="ru-RU"/>
-        </w:rPr>
-        <w:t xml:space="preserve"> отдельным </w:t>
-      </w:r>
-      <w:proofErr w:type="spellStart"/>
-      <w:r>
-        <w:rPr>
-          <w:sz w:val="22"/>
-        </w:rPr>
-        <w:t>StatefulSet</w:t>
-      </w:r>
-      <w:proofErr w:type="spellEnd"/>
-      <w:r>
-        <w:rPr>
-          <w:sz w:val="22"/>
-          <w:lang w:val="ru-RU"/>
-        </w:rPr>
-        <w:t xml:space="preserve"> с </w:t>
-      </w:r>
-      <w:proofErr w:type="spellStart"/>
-      <w:r>
-        <w:rPr>
-          <w:sz w:val="22"/>
-        </w:rPr>
-        <w:t>ConfigMap</w:t>
-      </w:r>
-      <w:proofErr w:type="spellEnd"/>
-      <w:r>
-        <w:rPr>
-          <w:sz w:val="22"/>
-          <w:lang w:val="ru-RU"/>
-        </w:rPr>
-        <w:t xml:space="preserve"> и </w:t>
-      </w:r>
-      <w:proofErr w:type="spellStart"/>
-      <w:r>
-        <w:rPr>
-          <w:sz w:val="22"/>
-        </w:rPr>
-        <w:t>hostPath</w:t>
-      </w:r>
-      <w:proofErr w:type="spellEnd"/>
-      <w:r>
-        <w:rPr>
-          <w:sz w:val="22"/>
-          <w:lang w:val="ru-RU"/>
-        </w:rPr>
-        <w:t xml:space="preserve">: база сохраняется при обновлении </w:t>
-      </w:r>
-      <w:r>
-        <w:rPr>
-          <w:sz w:val="22"/>
-        </w:rPr>
-        <w:t>Pod</w:t>
-      </w:r>
-      <w:r>
-        <w:rPr>
-          <w:sz w:val="22"/>
-          <w:lang w:val="ru-RU"/>
-        </w:rPr>
-        <w:t xml:space="preserve">. Он получает метрики каждые 10 секунд; </w:t>
-      </w:r>
-      <w:r>
-        <w:rPr>
-          <w:sz w:val="22"/>
-        </w:rPr>
-        <w:t>nginx</w:t>
-      </w:r>
-      <w:r>
-        <w:rPr>
-          <w:sz w:val="22"/>
-          <w:lang w:val="ru-RU"/>
-        </w:rPr>
-        <w:t xml:space="preserve"> </w:t>
-      </w:r>
-      <w:r>
-        <w:rPr>
-          <w:sz w:val="22"/>
-        </w:rPr>
-        <w:t>exporter</w:t>
-      </w:r>
-      <w:r>
-        <w:rPr>
-          <w:sz w:val="22"/>
-          <w:lang w:val="ru-RU"/>
-        </w:rPr>
-        <w:t xml:space="preserve"> читает </w:t>
-      </w:r>
-      <w:r>
-        <w:rPr>
-          <w:sz w:val="22"/>
-        </w:rPr>
-        <w:t>stub</w:t>
-      </w:r>
-      <w:r>
-        <w:rPr>
-          <w:sz w:val="22"/>
-          <w:lang w:val="ru-RU"/>
-        </w:rPr>
-        <w:t>_</w:t>
-      </w:r>
-      <w:r>
-        <w:rPr>
-          <w:sz w:val="22"/>
-        </w:rPr>
-        <w:t>status</w:t>
-      </w:r>
-      <w:r>
-        <w:rPr>
-          <w:sz w:val="22"/>
-          <w:lang w:val="ru-RU"/>
-        </w:rPr>
-        <w:t xml:space="preserve"> приложения. Проверяются доступность </w:t>
-      </w:r>
-      <w:r>
-        <w:rPr>
-          <w:sz w:val="22"/>
-        </w:rPr>
-        <w:t>targets</w:t>
-      </w:r>
-      <w:r>
-        <w:rPr>
-          <w:sz w:val="22"/>
-          <w:lang w:val="ru-RU"/>
-        </w:rPr>
-        <w:t xml:space="preserve">, </w:t>
-      </w:r>
-      <w:r>
-        <w:rPr>
-          <w:sz w:val="22"/>
-        </w:rPr>
-        <w:t>nginx</w:t>
-      </w:r>
-      <w:r>
-        <w:rPr>
-          <w:sz w:val="22"/>
-          <w:lang w:val="ru-RU"/>
-        </w:rPr>
-        <w:t>_</w:t>
-      </w:r>
-      <w:r>
-        <w:rPr>
-          <w:sz w:val="22"/>
-        </w:rPr>
-        <w:t>up</w:t>
-      </w:r>
-      <w:r>
-        <w:rPr>
-          <w:sz w:val="22"/>
-          <w:lang w:val="ru-RU"/>
-        </w:rPr>
-        <w:t xml:space="preserve"> и рост </w:t>
-      </w:r>
-      <w:r>
-        <w:rPr>
-          <w:sz w:val="22"/>
-        </w:rPr>
-        <w:t>nginx</w:t>
-      </w:r>
-      <w:r>
-        <w:rPr>
-          <w:sz w:val="22"/>
-          <w:lang w:val="ru-RU"/>
-        </w:rPr>
-        <w:t>_</w:t>
-      </w:r>
-      <w:r>
-        <w:rPr>
-          <w:sz w:val="22"/>
-        </w:rPr>
-        <w:t>http</w:t>
-      </w:r>
-      <w:r>
-        <w:rPr>
-          <w:sz w:val="22"/>
-          <w:lang w:val="ru-RU"/>
-        </w:rPr>
-        <w:t>_</w:t>
-      </w:r>
-      <w:r>
-        <w:rPr>
-          <w:sz w:val="22"/>
-        </w:rPr>
-        <w:t>requests</w:t>
-      </w:r>
-      <w:r>
-        <w:rPr>
-          <w:sz w:val="22"/>
-          <w:lang w:val="ru-RU"/>
-        </w:rPr>
-        <w:t>_</w:t>
-      </w:r>
-      <w:r>
-        <w:rPr>
-          <w:sz w:val="22"/>
-        </w:rPr>
-        <w:t>total</w:t>
-      </w:r>
-      <w:r>
-        <w:rPr>
-          <w:sz w:val="22"/>
-          <w:lang w:val="ru-RU"/>
-        </w:rPr>
-        <w:t xml:space="preserve"> после пяти запросов. Отчёт содержит значения до и после, а также состояние правил. Настроены два предупреждения и правила частоты запросов и памяти контроллера </w:t>
-      </w:r>
-      <w:r>
-        <w:rPr>
-          <w:sz w:val="22"/>
-        </w:rPr>
-        <w:t>Gateway</w:t>
-      </w:r>
-      <w:r>
-        <w:rPr>
-          <w:sz w:val="22"/>
-          <w:lang w:val="ru-RU"/>
-        </w:rPr>
-        <w:t xml:space="preserve">. Данные </w:t>
-      </w:r>
-      <w:r>
-        <w:rPr>
-          <w:sz w:val="22"/>
-        </w:rPr>
-        <w:t>Prometheus</w:t>
-      </w:r>
-      <w:r>
-        <w:rPr>
-          <w:sz w:val="22"/>
-          <w:lang w:val="ru-RU"/>
-        </w:rPr>
-        <w:t xml:space="preserve"> сохраняются на </w:t>
-      </w:r>
-      <w:proofErr w:type="spellStart"/>
-      <w:r>
-        <w:rPr>
-          <w:sz w:val="22"/>
-        </w:rPr>
-        <w:t>hostPath</w:t>
-      </w:r>
-      <w:proofErr w:type="spellEnd"/>
-      <w:r>
-        <w:rPr>
-          <w:sz w:val="22"/>
-          <w:lang w:val="ru-RU"/>
-        </w:rPr>
-        <w:t xml:space="preserve">; хранение блоков ограничено 7 днями и 1 </w:t>
-      </w:r>
-      <w:r>
-        <w:rPr>
-          <w:sz w:val="22"/>
-        </w:rPr>
-        <w:t>GB</w:t>
-      </w:r>
-      <w:r>
-        <w:rPr>
-          <w:sz w:val="22"/>
-          <w:lang w:val="ru-RU"/>
-        </w:rPr>
-        <w:t>.</w:t>
-      </w:r>
-    </w:p>
-    <w:p>
-      <w:pPr>
-        <w:rPr>
-          <w:rFonts w:hint="eastAsia"/>
-          <w:sz w:val="22"/>
-        </w:rPr>
-      </w:pPr>
-      <w:proofErr w:type="spellStart"/>
-      <w:r>
-        <w:rPr>
-          <w:rFonts w:ascii="DejaVu Sans Mono" w:hAnsi="DejaVu Sans Mono"/>
-          <w:sz w:val="22"/>
-        </w:rPr>
-        <w:t>kubectl</w:t>
-      </w:r>
-      <w:proofErr w:type="spellEnd"/>
-      <w:r>
-        <w:rPr>
-          <w:rFonts w:ascii="DejaVu Sans Mono" w:hAnsi="DejaVu Sans Mono"/>
-          <w:sz w:val="22"/>
-        </w:rPr>
-        <w:t xml:space="preserve"> -n </w:t>
-      </w:r>
-      <w:proofErr w:type="spellStart"/>
-      <w:r>
-        <w:rPr>
-          <w:rFonts w:ascii="DejaVu Sans Mono" w:hAnsi="DejaVu Sans Mono"/>
-          <w:sz w:val="22"/>
-        </w:rPr>
-        <w:t>devops</w:t>
-      </w:r>
-      <w:proofErr w:type="spellEnd"/>
-      <w:r>
-        <w:rPr>
-          <w:rFonts w:ascii="DejaVu Sans Mono" w:hAnsi="DejaVu Sans Mono"/>
-          <w:sz w:val="22"/>
-        </w:rPr>
-        <w:t>-lab port-forward svc/prometheus 9090:9090</w:t>
-      </w:r>
-    </w:p>
-    <w:p>
-      <w:pPr>
-        <w:rPr>
-          <w:rFonts w:hint="eastAsia"/>
-          <w:sz w:val="22"/>
-          <w:lang w:val="ru-RU"/>
-        </w:rPr>
-      </w:pPr>
-      <w:r>
-        <w:rPr>
-          <w:sz w:val="22"/>
-          <w:lang w:val="ru-RU"/>
-        </w:rPr>
-        <w:t xml:space="preserve">В браузере открыть </w:t>
-      </w:r>
-      <w:r>
-        <w:rPr>
-          <w:sz w:val="22"/>
-        </w:rPr>
-        <w:t>http</w:t>
-      </w:r>
-      <w:r>
-        <w:rPr>
-          <w:sz w:val="22"/>
-          <w:lang w:val="ru-RU"/>
-        </w:rPr>
-        <w:t>://</w:t>
-      </w:r>
-      <w:r>
-        <w:rPr>
-          <w:sz w:val="22"/>
-        </w:rPr>
-        <w:t>localhost</w:t>
-      </w:r>
-      <w:r>
-        <w:rPr>
-          <w:sz w:val="22"/>
-          <w:lang w:val="ru-RU"/>
-        </w:rPr>
-        <w:t xml:space="preserve">:9090. </w:t>
-      </w:r>
-      <w:r>
-        <w:rPr>
-          <w:sz w:val="22"/>
-        </w:rPr>
-        <w:t xml:space="preserve">Targets должны быть UP, nginx_up - 1. </w:t>
-      </w:r>
-      <w:r>
-        <w:rPr>
-          <w:sz w:val="22"/>
-          <w:lang w:val="ru-RU"/>
-        </w:rPr>
-        <w:t xml:space="preserve">Для роста счётчика сделать несколько запросов к приложению и дождаться следующего </w:t>
-      </w:r>
-      <w:r>
-        <w:rPr>
-          <w:sz w:val="22"/>
-        </w:rPr>
-        <w:t>scrape</w:t>
-      </w:r>
-      <w:r>
-        <w:rPr>
-          <w:sz w:val="22"/>
-          <w:lang w:val="ru-RU"/>
-        </w:rPr>
-        <w:t>.</w:t>
-      </w:r>
-    </w:p>
-    <w:p>
-      <w:pPr>
-        <w:pStyle w:val="1"/>
-        <w:rPr>
-          <w:sz w:val="22"/>
-          <w:szCs w:val="22"/>
-          <w:lang w:val="ru-RU"/>
-        </w:rPr>
-      </w:pPr>
-      <w:r>
-        <w:rPr>
-          <w:sz w:val="22"/>
-          <w:szCs w:val="22"/>
-          <w:lang w:val="ru-RU"/>
-        </w:rPr>
-        <w:t>Сбор логов</w:t>
-      </w:r>
-    </w:p>
-    <w:p>
-      <w:pPr>
-        <w:rPr>
-          <w:rFonts w:hint="eastAsia"/>
-          <w:sz w:val="22"/>
-          <w:lang w:val="ru-RU"/>
-        </w:rPr>
-      </w:pPr>
-      <w:proofErr w:type="spellStart"/>
-      <w:r>
-        <w:rPr>
-          <w:sz w:val="22"/>
-        </w:rPr>
-        <w:t>Fluentd</w:t>
-      </w:r>
-      <w:proofErr w:type="spellEnd"/>
-      <w:r>
-        <w:rPr>
-          <w:sz w:val="22"/>
-          <w:lang w:val="ru-RU"/>
-        </w:rPr>
-        <w:t xml:space="preserve"> работает рядом с </w:t>
-      </w:r>
-      <w:r>
-        <w:rPr>
-          <w:sz w:val="22"/>
-        </w:rPr>
-        <w:t>nginx</w:t>
-      </w:r>
-      <w:r>
-        <w:rPr>
-          <w:sz w:val="22"/>
-          <w:lang w:val="ru-RU"/>
-        </w:rPr>
-        <w:t xml:space="preserve"> в одном </w:t>
-      </w:r>
-      <w:r>
-        <w:rPr>
-          <w:sz w:val="22"/>
-        </w:rPr>
-        <w:t>Pod</w:t>
-      </w:r>
-      <w:r>
-        <w:rPr>
-          <w:sz w:val="22"/>
-          <w:lang w:val="ru-RU"/>
-        </w:rPr>
-        <w:t xml:space="preserve">. Он читает </w:t>
-      </w:r>
-      <w:r>
-        <w:rPr>
-          <w:sz w:val="22"/>
-        </w:rPr>
-        <w:t>access</w:t>
-      </w:r>
-      <w:r>
-        <w:rPr>
-          <w:sz w:val="22"/>
-          <w:lang w:val="ru-RU"/>
-        </w:rPr>
-        <w:t xml:space="preserve"> </w:t>
-      </w:r>
-      <w:r>
-        <w:rPr>
-          <w:sz w:val="22"/>
-        </w:rPr>
-        <w:t>JSON</w:t>
-      </w:r>
-      <w:r>
-        <w:rPr>
-          <w:sz w:val="22"/>
-          <w:lang w:val="ru-RU"/>
-        </w:rPr>
-        <w:t xml:space="preserve"> и </w:t>
-      </w:r>
-      <w:r>
-        <w:rPr>
-          <w:sz w:val="22"/>
-        </w:rPr>
-        <w:t>error</w:t>
-      </w:r>
-      <w:r>
-        <w:rPr>
-          <w:sz w:val="22"/>
-          <w:lang w:val="ru-RU"/>
-        </w:rPr>
-        <w:t xml:space="preserve"> </w:t>
-      </w:r>
-      <w:r>
-        <w:rPr>
-          <w:sz w:val="22"/>
-        </w:rPr>
-        <w:t>text</w:t>
-      </w:r>
-      <w:r>
-        <w:rPr>
-          <w:sz w:val="22"/>
-          <w:lang w:val="ru-RU"/>
-        </w:rPr>
-        <w:t xml:space="preserve"> из общих файлов, добавляет </w:t>
-      </w:r>
-      <w:r>
-        <w:rPr>
-          <w:sz w:val="22"/>
-        </w:rPr>
-        <w:t>source</w:t>
-      </w:r>
-      <w:r>
-        <w:rPr>
-          <w:sz w:val="22"/>
-          <w:lang w:val="ru-RU"/>
-        </w:rPr>
-        <w:t xml:space="preserve"> и записывает события в </w:t>
-      </w:r>
-      <w:r>
-        <w:rPr>
-          <w:sz w:val="22"/>
-        </w:rPr>
-        <w:t>JSON</w:t>
-      </w:r>
-      <w:r>
-        <w:rPr>
-          <w:sz w:val="22"/>
-          <w:lang w:val="ru-RU"/>
-        </w:rPr>
-        <w:t xml:space="preserve"> на диск узла. Логи ротируются с атомарной заменой и </w:t>
-      </w:r>
-      <w:r>
-        <w:rPr>
-          <w:sz w:val="22"/>
-        </w:rPr>
-        <w:t>USR</w:t>
-      </w:r>
-      <w:r>
-        <w:rPr>
-          <w:sz w:val="22"/>
-          <w:lang w:val="ru-RU"/>
-        </w:rPr>
-        <w:t xml:space="preserve">1 при 8 </w:t>
-      </w:r>
-      <w:r>
-        <w:rPr>
-          <w:sz w:val="22"/>
-        </w:rPr>
-        <w:t>MiB</w:t>
-      </w:r>
-      <w:r>
-        <w:rPr>
-          <w:sz w:val="22"/>
-          <w:lang w:val="ru-RU"/>
-        </w:rPr>
-        <w:t xml:space="preserve"> или через 10 секунд; остаются четыре архива. </w:t>
-      </w:r>
-      <w:proofErr w:type="spellStart"/>
-      <w:r>
-        <w:rPr>
-          <w:sz w:val="22"/>
-        </w:rPr>
-        <w:t>Fluentd</w:t>
-      </w:r>
-      <w:proofErr w:type="spellEnd"/>
-      <w:r>
-        <w:rPr>
-          <w:sz w:val="22"/>
-          <w:lang w:val="ru-RU"/>
-        </w:rPr>
-        <w:t xml:space="preserve"> следит за </w:t>
-      </w:r>
-      <w:proofErr w:type="spellStart"/>
-      <w:r>
-        <w:rPr>
-          <w:sz w:val="22"/>
-        </w:rPr>
-        <w:t>inode</w:t>
-      </w:r>
-      <w:proofErr w:type="spellEnd"/>
-      <w:r>
-        <w:rPr>
-          <w:sz w:val="22"/>
-          <w:lang w:val="ru-RU"/>
-        </w:rPr>
-        <w:t xml:space="preserve">. Позиции и буфер сохраняются; </w:t>
-      </w:r>
-      <w:proofErr w:type="spellStart"/>
-      <w:r>
-        <w:rPr>
-          <w:sz w:val="22"/>
-        </w:rPr>
-        <w:t>CronJob</w:t>
-      </w:r>
-      <w:proofErr w:type="spellEnd"/>
-      <w:r>
-        <w:rPr>
-          <w:sz w:val="22"/>
-          <w:lang w:val="ru-RU"/>
-        </w:rPr>
-        <w:t xml:space="preserve"> удаляет старые собранные файлы.</w:t>
-      </w:r>
-    </w:p>
-    <w:p>
-      <w:pPr>
-        <w:rPr>
-          <w:rFonts w:hint="eastAsia"/>
-          <w:sz w:val="22"/>
-          <w:lang w:val="ru-RU"/>
-        </w:rPr>
-      </w:pPr>
-      <w:r>
-        <w:rPr>
-          <w:sz w:val="22"/>
-        </w:rPr>
-        <w:t>Python</w:t>
-      </w:r>
-      <w:r>
-        <w:rPr>
-          <w:sz w:val="22"/>
-          <w:lang w:val="ru-RU"/>
-        </w:rPr>
-        <w:t xml:space="preserve">-проверка отправляет запросы с уникальной меткой и ищет её в собранных </w:t>
-      </w:r>
-      <w:r>
-        <w:rPr>
-          <w:sz w:val="22"/>
-        </w:rPr>
-        <w:t>access</w:t>
-      </w:r>
-      <w:r>
-        <w:rPr>
-          <w:sz w:val="22"/>
-          <w:lang w:val="ru-RU"/>
-        </w:rPr>
-        <w:t xml:space="preserve">- и </w:t>
-      </w:r>
-      <w:r>
-        <w:rPr>
-          <w:sz w:val="22"/>
-        </w:rPr>
-        <w:t>error</w:t>
-      </w:r>
-      <w:r>
-        <w:rPr>
-          <w:sz w:val="22"/>
-          <w:lang w:val="ru-RU"/>
-        </w:rPr>
-        <w:t>-записях. Так проверяется сбор новых событий, а не наличие старого файла.</w:t>
-      </w:r>
-    </w:p>
-    <w:p>
-      <w:pPr>
-        <w:pStyle w:val="1"/>
-        <w:rPr>
-          <w:sz w:val="22"/>
-          <w:szCs w:val="22"/>
-        </w:rPr>
-      </w:pPr>
-      <w:proofErr w:type="spellStart"/>
-      <w:r>
-        <w:rPr>
-          <w:sz w:val="22"/>
-          <w:szCs w:val="22"/>
-        </w:rPr>
-        <w:t>Полная</w:t>
-      </w:r>
-      <w:proofErr w:type="spellEnd"/>
-      <w:r>
-        <w:rPr>
-          <w:sz w:val="22"/>
-          <w:szCs w:val="22"/>
-        </w:rPr>
-        <w:t xml:space="preserve"> </w:t>
-      </w:r>
-      <w:proofErr w:type="spellStart"/>
-      <w:r>
-        <w:rPr>
-          <w:sz w:val="22"/>
-          <w:szCs w:val="22"/>
-        </w:rPr>
-        <w:t>проверка</w:t>
-      </w:r>
-      <w:proofErr w:type="spellEnd"/>
-    </w:p>
-    <w:p>
-      <w:pPr>
-        <w:rPr>
-          <w:rFonts w:hint="eastAsia"/>
-          <w:i/>
-          <w:iCs/>
-          <w:sz w:val="22"/>
-        </w:rPr>
-      </w:pPr>
-      <w:r>
-        <w:rPr>
-          <w:rFonts w:ascii="DejaVu Sans Mono" w:hAnsi="DejaVu Sans Mono"/>
-          <w:i/>
-          <w:iCs/>
-          <w:sz w:val="22"/>
-        </w:rPr>
-        <w:t>/var/lib/devops-lab/venv/bin/python3 scripts/verify.py</w:t>
-      </w:r>
-    </w:p>
-    <w:p>
-      <w:pPr>
-        <w:rPr>
-          <w:rFonts w:hint="eastAsia"/>
-          <w:sz w:val="22"/>
-          <w:lang w:val="ru-RU"/>
-        </w:rPr>
-      </w:pPr>
-      <w:r>
-        <w:rPr>
-          <w:sz w:val="22"/>
-        </w:rPr>
-        <w:t xml:space="preserve">Скрипт проверяет текущие статусы Gateway API, HTTP-ответы, rewrite, redirect, страницу /cats и байты PNG, рост метрик, правила Prometheus и оба вида логов. </w:t>
-      </w:r>
-      <w:r>
-        <w:rPr>
-          <w:sz w:val="22"/>
-          <w:lang w:val="ru-RU"/>
-        </w:rPr>
-        <w:t xml:space="preserve">При ошибке возвращает ненулевой код завершения и обновляет отчёт на </w:t>
-      </w:r>
-      <w:r>
-        <w:rPr>
-          <w:sz w:val="22"/>
-        </w:rPr>
-        <w:t>failed</w:t>
-      </w:r>
-      <w:r>
-        <w:rPr>
-          <w:sz w:val="22"/>
-          <w:lang w:val="ru-RU"/>
-        </w:rPr>
-        <w:t>.</w:t>
-      </w:r>
-    </w:p>
-    <w:p>
-      <w:pPr>
-        <w:jc w:val="center"/>
-        <w:rPr>
-          <w:b/>
-          <w:bCs/>
-          <w:sz w:val="24"/>
-          <w:szCs w:val="24"/>
-          <w:lang w:val="ru-RU"/>
-        </w:rPr>
-      </w:pPr>
-      <w:r>
-        <w:rPr>
-          <w:b/>
-          <w:bCs/>
-          <w:sz w:val="24"/>
-          <w:szCs w:val="24"/>
-          <w:lang w:val="ru-RU"/>
-        </w:rPr>
-        <w:t>Проверка и развитие решения</w:t>
-      </w:r>
-    </w:p>
-    <w:p>
-      <w:pPr>
-        <w:pStyle w:val="1"/>
-        <w:rPr>
-          <w:sz w:val="22"/>
-          <w:szCs w:val="22"/>
-          <w:lang w:val="ru-RU"/>
-        </w:rPr>
-      </w:pPr>
-      <w:r>
-        <w:rPr>
-          <w:sz w:val="22"/>
-          <w:szCs w:val="22"/>
-          <w:lang w:val="ru-RU"/>
-        </w:rPr>
-        <w:t>Что проверено</w:t>
-      </w:r>
-    </w:p>
-    <w:p>
-      <w:pPr>
-        <w:rPr>
-          <w:rFonts w:hint="eastAsia"/>
-          <w:sz w:val="22"/>
-          <w:lang w:val="ru-RU"/>
-        </w:rPr>
-      </w:pPr>
-      <w:r>
-        <w:rPr>
-          <w:sz w:val="22"/>
-          <w:lang w:val="ru-RU"/>
-        </w:rPr>
-        <w:t xml:space="preserve">03.10.2026 </w:t>
-      </w:r>
-      <w:r>
-        <w:rPr>
-          <w:rFonts w:asciiTheme="minorHAnsi" w:hAnsiTheme="minorHAnsi"/>
-          <w:sz w:val="22"/>
-          <w:lang w:val="ru-RU"/>
-        </w:rPr>
-        <w:t xml:space="preserve">проверил </w:t>
-      </w:r>
-      <w:r>
-        <w:rPr>
-          <w:sz w:val="22"/>
-          <w:lang w:val="ru-RU"/>
-        </w:rPr>
-        <w:t xml:space="preserve">работу стенда </w:t>
-      </w:r>
-      <w:r>
-        <w:rPr>
-          <w:rFonts w:asciiTheme="minorHAnsi" w:hAnsiTheme="minorHAnsi"/>
-          <w:sz w:val="22"/>
-          <w:lang w:val="ru-RU"/>
-        </w:rPr>
-        <w:t xml:space="preserve">на </w:t>
-      </w:r>
-      <w:r>
-        <w:rPr>
-          <w:sz w:val="22"/>
-        </w:rPr>
-        <w:t>WSL</w:t>
-      </w:r>
-      <w:r>
-        <w:rPr>
-          <w:rFonts w:asciiTheme="minorHAnsi" w:hAnsiTheme="minorHAnsi"/>
-          <w:sz w:val="22"/>
-          <w:lang w:val="ru-RU"/>
-        </w:rPr>
-        <w:t xml:space="preserve"> с ОС</w:t>
-      </w:r>
-      <w:r>
-        <w:rPr>
-          <w:sz w:val="22"/>
-          <w:lang w:val="ru-RU"/>
-        </w:rPr>
-        <w:t xml:space="preserve"> </w:t>
-      </w:r>
-      <w:r>
-        <w:rPr>
-          <w:sz w:val="22"/>
-        </w:rPr>
-        <w:t>Ubuntu</w:t>
-      </w:r>
-      <w:r>
-        <w:rPr>
-          <w:sz w:val="22"/>
-          <w:lang w:val="ru-RU"/>
-        </w:rPr>
-        <w:t xml:space="preserve"> 24.04 и доступ к приложению из браузера </w:t>
-      </w:r>
-      <w:r>
-        <w:rPr>
-          <w:sz w:val="22"/>
-        </w:rPr>
-        <w:t>Windows</w:t>
-      </w:r>
-      <w:r>
-        <w:rPr>
-          <w:sz w:val="22"/>
-          <w:lang w:val="ru-RU"/>
-        </w:rPr>
-        <w:t xml:space="preserve">. Базовая проверка подтвердила </w:t>
-      </w:r>
-      <w:r>
-        <w:rPr>
-          <w:sz w:val="22"/>
-        </w:rPr>
-        <w:t>Gateway</w:t>
-      </w:r>
-      <w:r>
-        <w:rPr>
-          <w:sz w:val="22"/>
-          <w:lang w:val="ru-RU"/>
-        </w:rPr>
-        <w:t xml:space="preserve">, </w:t>
-      </w:r>
-      <w:r>
-        <w:rPr>
-          <w:sz w:val="22"/>
-        </w:rPr>
-        <w:t>HTTP</w:t>
-      </w:r>
-      <w:r>
-        <w:rPr>
-          <w:sz w:val="22"/>
-          <w:lang w:val="ru-RU"/>
-        </w:rPr>
-        <w:t xml:space="preserve">, метрики и оба вида логов </w:t>
-      </w:r>
-      <w:proofErr w:type="spellStart"/>
-      <w:r>
-        <w:rPr>
-          <w:sz w:val="22"/>
-        </w:rPr>
-        <w:t>Fluentd</w:t>
-      </w:r>
-      <w:proofErr w:type="spellEnd"/>
-      <w:r>
-        <w:rPr>
-          <w:sz w:val="22"/>
-          <w:lang w:val="ru-RU"/>
-        </w:rPr>
-        <w:t>. Актуальный отчёт с маршрутами, /</w:t>
-      </w:r>
-      <w:r>
-        <w:rPr>
-          <w:sz w:val="22"/>
-        </w:rPr>
-        <w:t>cats</w:t>
-      </w:r>
-      <w:r>
-        <w:rPr>
-          <w:sz w:val="22"/>
-          <w:lang w:val="ru-RU"/>
-        </w:rPr>
-        <w:t xml:space="preserve"> и ростом счётчика собирает </w:t>
-      </w:r>
-      <w:r>
-        <w:rPr>
-          <w:sz w:val="22"/>
-        </w:rPr>
-        <w:t>scripts</w:t>
-      </w:r>
-      <w:r>
-        <w:rPr>
-          <w:sz w:val="22"/>
-          <w:lang w:val="ru-RU"/>
-        </w:rPr>
-        <w:t>/</w:t>
-      </w:r>
-      <w:r>
-        <w:rPr>
-          <w:sz w:val="22"/>
-        </w:rPr>
-        <w:t>verify</w:t>
-      </w:r>
-      <w:r>
-        <w:rPr>
-          <w:sz w:val="22"/>
-          <w:lang w:val="ru-RU"/>
-        </w:rPr>
-        <w:t>.</w:t>
-      </w:r>
-      <w:proofErr w:type="spellStart"/>
-      <w:r>
-        <w:rPr>
-          <w:sz w:val="22"/>
-        </w:rPr>
-        <w:t>py</w:t>
-      </w:r>
-      <w:proofErr w:type="spellEnd"/>
-      <w:r>
-        <w:rPr>
-          <w:sz w:val="22"/>
-          <w:lang w:val="ru-RU"/>
-        </w:rPr>
-        <w:t>.</w:t>
-      </w:r>
-    </w:p>
-    <w:p>
-      <w:pPr>
-        <w:rPr>
-          <w:rFonts w:hint="eastAsia"/>
-          <w:sz w:val="22"/>
-          <w:lang w:val="ru-RU"/>
-        </w:rPr>
-      </w:pPr>
-      <w:r>
-        <w:rPr>
-          <w:sz w:val="22"/>
-          <w:lang w:val="ru-RU"/>
-        </w:rPr>
-        <w:t xml:space="preserve">Повторяемость проверяется </w:t>
-      </w:r>
-      <w:r>
-        <w:rPr>
-          <w:sz w:val="22"/>
-        </w:rPr>
-        <w:t>scripts</w:t>
-      </w:r>
-      <w:r>
-        <w:rPr>
-          <w:sz w:val="22"/>
-          <w:lang w:val="ru-RU"/>
-        </w:rPr>
-        <w:t>/</w:t>
-      </w:r>
-      <w:r>
-        <w:rPr>
-          <w:sz w:val="22"/>
-        </w:rPr>
-        <w:t>check</w:t>
-      </w:r>
-      <w:r>
-        <w:rPr>
-          <w:sz w:val="22"/>
-          <w:lang w:val="ru-RU"/>
-        </w:rPr>
-        <w:t>-</w:t>
-      </w:r>
-      <w:r>
-        <w:rPr>
-          <w:sz w:val="22"/>
-        </w:rPr>
-        <w:t>repeat</w:t>
-      </w:r>
-      <w:r>
-        <w:rPr>
-          <w:sz w:val="22"/>
-          <w:lang w:val="ru-RU"/>
-        </w:rPr>
-        <w:t>.</w:t>
-      </w:r>
-      <w:proofErr w:type="spellStart"/>
-      <w:r>
-        <w:rPr>
-          <w:sz w:val="22"/>
-        </w:rPr>
-        <w:t>sh</w:t>
-      </w:r>
-      <w:proofErr w:type="spellEnd"/>
-      <w:r>
-        <w:rPr>
-          <w:sz w:val="22"/>
-          <w:lang w:val="ru-RU"/>
-        </w:rPr>
-        <w:t xml:space="preserve">: он выполняет два развёртывания и сохраняет отдельный отчёт для каждого запуска. Локально прошли </w:t>
-      </w:r>
-      <w:r>
-        <w:rPr>
-          <w:sz w:val="22"/>
-        </w:rPr>
-        <w:t>Python</w:t>
-      </w:r>
-      <w:r>
-        <w:rPr>
-          <w:sz w:val="22"/>
-          <w:lang w:val="ru-RU"/>
-        </w:rPr>
-        <w:t xml:space="preserve">-тесты, </w:t>
-      </w:r>
-      <w:proofErr w:type="spellStart"/>
-      <w:r>
-        <w:rPr>
-          <w:sz w:val="22"/>
-        </w:rPr>
-        <w:t>ShellCheck</w:t>
-      </w:r>
-      <w:proofErr w:type="spellEnd"/>
-      <w:r>
-        <w:rPr>
-          <w:sz w:val="22"/>
-          <w:lang w:val="ru-RU"/>
-        </w:rPr>
-        <w:t xml:space="preserve">, проверка схем и конфигов </w:t>
-      </w:r>
-      <w:r>
-        <w:rPr>
-          <w:sz w:val="22"/>
-          <w:lang w:val="ru-RU"/>
-        </w:rPr>
-        <w:lastRenderedPageBreak/>
-        <w:t xml:space="preserve">компонентов. </w:t>
+        <w:t xml:space="preserve">, проверка схем и конфигов компонентов. </w:t>
       </w:r>
       <w:r>
         <w:rPr>
@@ -15770,6 +15947,29 @@
       </w:tcPr>
     </w:tblStylePr>
   </w:style>
+  <w:style w:type="character" w:styleId="aff8">
+    <w:name w:val="Hyperlink"/>
+    <w:basedOn w:val="a2"/>
+    <w:uiPriority w:val="99"/>
+    <w:unhideWhenUsed/>
+    <w:rsid w:val="008D2D9B"/>
+    <w:rPr>
+      <w:color w:val="0000FF" w:themeColor="hyperlink"/>
+      <w:u w:val="single"/>
+    </w:rPr>
+  </w:style>
+  <w:style w:type="character" w:styleId="aff9">
+    <w:name w:val="Unresolved Mention"/>
+    <w:basedOn w:val="a2"/>
+    <w:uiPriority w:val="99"/>
+    <w:semiHidden/>
+    <w:unhideWhenUsed/>
+    <w:rsid w:val="008D2D9B"/>
+    <w:rPr>
+      <w:color w:val="605E5C"/>
+      <w:shd w:val="clear" w:color="auto" w:fill="E1DFDD"/>
+    </w:rPr>
+  </w:style>
 </w:styles>
 </file>
 
